--- a/specifications/TMFC024-BillingAccountManagement/Diagrams/TMFC024_Billing_Account_Management.docx
+++ b/specifications/TMFC024-BillingAccountManagement/Diagrams/TMFC024_Billing_Account_Management.docx
@@ -210,336 +210,6 @@
         <w:t>eTOM Processes, SID Data Entities and Functional Framework Functions</w:t>
       </w:r>
     </w:p>
-    <w:p>
-      <w:pPr>
-        <w:pStyle w:val="Heading2"/>
-      </w:pPr>
-      <w:r>
-        <w:t>eTOM business activities</w:t>
-      </w:r>
-    </w:p>
-    <w:p>
-      <w:r>
-        <w:t>eTOM business activities this ODA Component is responsible for:</w:t>
-      </w:r>
-    </w:p>
-    <w:tbl>
-      <w:tblPr>
-        <w:tblStyle w:val="ScrollTableNormal"/>
-        <w:tblW w:type="auto" w:w="0"/>
-        <w:tblLayout w:type="autofit"/>
-        <w:tblLook w:val="04A0" w:firstRow="1" w:lastRow="0" w:firstColumn="0" w:lastColumn="0" w:noHBand="0" w:noVBand="1"/>
-        <w:tblBorders>
-          <w:top w:val="single" w:sz="4" w:space="0" w:color="999999"/>
-          <w:left w:val="single" w:sz="4" w:space="0" w:color="999999"/>
-          <w:bottom w:val="single" w:sz="4" w:space="0" w:color="999999"/>
-          <w:right w:val="single" w:sz="4" w:space="0" w:color="999999"/>
-          <w:insideH w:val="single" w:sz="4" w:space="0" w:color="999999"/>
-          <w:insideV w:val="single" w:sz="4" w:space="0" w:color="999999"/>
-        </w:tblBorders>
-      </w:tblPr>
-      <w:tblGrid>
-        <w:gridCol w:w="2124"/>
-        <w:gridCol w:w="2124"/>
-        <w:gridCol w:w="2124"/>
-        <w:gridCol w:w="2124"/>
-      </w:tblGrid>
-      <w:tr>
-        <w:trPr>
-          <w:tblHeader/>
-        </w:trPr>
-        <w:tc>
-          <w:tcPr>
-            <w:tcW w:type="dxa" w:w="1404"/>
-          </w:tcPr>
-          <w:p>
-            <w:r/>
-            <w:r>
-              <w:rPr>
-                <w:b/>
-              </w:rPr>
-              <w:t>Identifier</w:t>
-            </w:r>
-          </w:p>
-        </w:tc>
-        <w:tc>
-          <w:tcPr>
-            <w:tcW w:type="dxa" w:w="1123"/>
-          </w:tcPr>
-          <w:p>
-            <w:r/>
-            <w:r>
-              <w:rPr>
-                <w:b/>
-              </w:rPr>
-              <w:t>Level</w:t>
-            </w:r>
-          </w:p>
-        </w:tc>
-        <w:tc>
-          <w:tcPr>
-            <w:tcW w:type="dxa" w:w="3463"/>
-          </w:tcPr>
-          <w:p>
-            <w:r/>
-            <w:r>
-              <w:rPr>
-                <w:b/>
-              </w:rPr>
-              <w:t>Business Activity Name</w:t>
-            </w:r>
-          </w:p>
-        </w:tc>
-        <w:tc>
-          <w:tcPr>
-            <w:tcW w:type="dxa" w:w="3370"/>
-          </w:tcPr>
-          <w:p>
-            <w:r/>
-            <w:r>
-              <w:rPr>
-                <w:b/>
-              </w:rPr>
-              <w:t>Description</w:t>
-            </w:r>
-          </w:p>
-        </w:tc>
-      </w:tr>
-      <w:tr>
-        <w:tc>
-          <w:tcPr>
-            <w:tcW w:type="dxa" w:w="1404"/>
-          </w:tcPr>
-          <w:p>
-            <w:r/>
-            <w:r>
-              <w:t>1.3.10</w:t>
-            </w:r>
-          </w:p>
-        </w:tc>
-        <w:tc>
-          <w:tcPr>
-            <w:tcW w:type="dxa" w:w="1123"/>
-          </w:tcPr>
-          <w:p>
-            <w:r/>
-            <w:r>
-              <w:t>L2</w:t>
-            </w:r>
-          </w:p>
-        </w:tc>
-        <w:tc>
-          <w:tcPr>
-            <w:tcW w:type="dxa" w:w="3463"/>
-          </w:tcPr>
-          <w:p>
-            <w:r/>
-            <w:r>
-              <w:t>Customer Bill Payments &amp; Receivables Management</w:t>
-            </w:r>
-          </w:p>
-        </w:tc>
-        <w:tc>
-          <w:tcPr>
-            <w:tcW w:type="dxa" w:w="3370"/>
-          </w:tcPr>
-          <w:p>
-            <w:r/>
-            <w:r>
-              <w:t>Ensure that enterprise revenue is collected through pre-established collection channels and put in place procedures to recover past due payments.</w:t>
-            </w:r>
-          </w:p>
-        </w:tc>
-      </w:tr>
-      <w:tr>
-        <w:tc>
-          <w:tcPr>
-            <w:tcW w:type="dxa" w:w="1404"/>
-          </w:tcPr>
-          <w:p>
-            <w:r/>
-            <w:r>
-              <w:t>1.3.10.1</w:t>
-            </w:r>
-          </w:p>
-        </w:tc>
-        <w:tc>
-          <w:tcPr>
-            <w:tcW w:type="dxa" w:w="1123"/>
-          </w:tcPr>
-          <w:p>
-            <w:r/>
-            <w:r>
-              <w:t>L3</w:t>
-            </w:r>
-          </w:p>
-        </w:tc>
-        <w:tc>
-          <w:tcPr>
-            <w:tcW w:type="dxa" w:w="3463"/>
-          </w:tcPr>
-          <w:p>
-            <w:r/>
-            <w:r>
-              <w:t>Manage Customer Billing Account</w:t>
-            </w:r>
-          </w:p>
-        </w:tc>
-        <w:tc>
-          <w:tcPr>
-            <w:tcW w:type="dxa" w:w="3370"/>
-          </w:tcPr>
-          <w:p>
-            <w:r/>
-            <w:r>
-              <w:t>Ensure effective management of the customer’s billing account as it relates to the products purchased and consumed throughout the appropriate billing cycle.</w:t>
-            </w:r>
-          </w:p>
-        </w:tc>
-      </w:tr>
-    </w:tbl>
-    <w:p/>
-    <w:p>
-      <w:pPr>
-        <w:pStyle w:val="Heading2"/>
-      </w:pPr>
-      <w:r>
-        <w:t>SID ABEs</w:t>
-      </w:r>
-    </w:p>
-    <w:p>
-      <w:r>
-        <w:t>SID ABEs this ODA Component is responsible for:</w:t>
-      </w:r>
-    </w:p>
-    <w:tbl>
-      <w:tblPr>
-        <w:tblStyle w:val="ScrollTableNormal"/>
-        <w:tblW w:type="auto" w:w="0"/>
-        <w:tblLayout w:type="autofit"/>
-        <w:tblLook w:val="04A0" w:firstRow="1" w:lastRow="0" w:firstColumn="0" w:lastColumn="0" w:noHBand="0" w:noVBand="1"/>
-        <w:tblBorders>
-          <w:top w:val="single" w:sz="4" w:space="0" w:color="999999"/>
-          <w:left w:val="single" w:sz="4" w:space="0" w:color="999999"/>
-          <w:bottom w:val="single" w:sz="4" w:space="0" w:color="999999"/>
-          <w:right w:val="single" w:sz="4" w:space="0" w:color="999999"/>
-          <w:insideH w:val="single" w:sz="4" w:space="0" w:color="999999"/>
-          <w:insideV w:val="single" w:sz="4" w:space="0" w:color="999999"/>
-        </w:tblBorders>
-      </w:tblPr>
-      <w:tblGrid>
-        <w:gridCol w:w="2124"/>
-        <w:gridCol w:w="2124"/>
-        <w:gridCol w:w="2124"/>
-        <w:gridCol w:w="2124"/>
-      </w:tblGrid>
-      <w:tr>
-        <w:trPr>
-          <w:tblHeader/>
-        </w:trPr>
-        <w:tc>
-          <w:tcPr>
-            <w:tcW w:type="dxa" w:w="1966"/>
-          </w:tcPr>
-          <w:p>
-            <w:r/>
-            <w:r>
-              <w:rPr>
-                <w:b/>
-              </w:rPr>
-              <w:t>SID ABE Level 1</w:t>
-            </w:r>
-          </w:p>
-        </w:tc>
-        <w:tc>
-          <w:tcPr>
-            <w:tcW w:type="dxa" w:w="2340"/>
-          </w:tcPr>
-          <w:p>
-            <w:r/>
-            <w:r>
-              <w:rPr>
-                <w:b/>
-              </w:rPr>
-              <w:t>SID ABE Level 2 (or set of BEs)</w:t>
-            </w:r>
-          </w:p>
-        </w:tc>
-        <w:tc>
-          <w:tcPr>
-            <w:tcW w:type="dxa" w:w="2808"/>
-          </w:tcPr>
-          <w:p>
-            <w:r/>
-            <w:r>
-              <w:rPr>
-                <w:b/>
-              </w:rPr>
-              <w:t>SID ABE L1 Definition</w:t>
-            </w:r>
-          </w:p>
-        </w:tc>
-        <w:tc>
-          <w:tcPr>
-            <w:tcW w:type="dxa" w:w="2246"/>
-          </w:tcPr>
-          <w:p>
-            <w:r/>
-            <w:r>
-              <w:rPr>
-                <w:b/>
-              </w:rPr>
-              <w:t>SID ABE L2 Definition</w:t>
-            </w:r>
-          </w:p>
-        </w:tc>
-      </w:tr>
-      <w:tr>
-        <w:tc>
-          <w:tcPr>
-            <w:tcW w:type="dxa" w:w="1966"/>
-          </w:tcPr>
-          <w:p>
-            <w:r/>
-            <w:r>
-              <w:t>Customer Billing Account</w:t>
-            </w:r>
-          </w:p>
-        </w:tc>
-        <w:tc>
-          <w:tcPr>
-            <w:tcW w:type="dxa" w:w="2340"/>
-          </w:tcPr>
-          <w:p>
-            <w:r/>
-            <w:r/>
-          </w:p>
-        </w:tc>
-        <w:tc>
-          <w:tcPr>
-            <w:tcW w:type="dxa" w:w="2808"/>
-          </w:tcPr>
-          <w:p>
-            <w:r/>
-            <w:r>
-              <w:t>The Customer Billing Account ABE groups the classes concerned with the CustomerBillingAccount, i.e. the billing structure, billing cycles. The Customer Billing Account receives all charges (recurring, one time charge and usage) of the ProductOfferingInstances and Products assigned to it. It is used to manage account and its balance information. Balance represents an amount, with some monetary value, usually an aggregation, that indicates an aspect of financial liability between the service provider and the customer.</w:t>
-            </w:r>
-          </w:p>
-        </w:tc>
-        <w:tc>
-          <w:tcPr>
-            <w:tcW w:type="dxa" w:w="2246"/>
-          </w:tcPr>
-          <w:p>
-            <w:r/>
-            <w:r>
-              <w:t>*(no description available)*</w:t>
-            </w:r>
-          </w:p>
-        </w:tc>
-      </w:tr>
-    </w:tbl>
-    <w:p/>
     <w:p>
       <w:pPr>
         <w:pStyle w:val="Heading2"/>
@@ -597,6 +267,336 @@
         <w:pStyle w:val="Heading2"/>
       </w:pPr>
       <w:r>
+        <w:t>eTOM business activities</w:t>
+      </w:r>
+    </w:p>
+    <w:p>
+      <w:r>
+        <w:t>eTOM business activities this ODA Component is responsible for:</w:t>
+      </w:r>
+    </w:p>
+    <w:tbl>
+      <w:tblPr>
+        <w:tblStyle w:val="ScrollTableNormal"/>
+        <w:tblW w:type="auto" w:w="0"/>
+        <w:tblLayout w:type="autofit"/>
+        <w:tblLook w:val="04A0" w:firstRow="1" w:lastRow="0" w:firstColumn="0" w:lastColumn="0" w:noHBand="0" w:noVBand="1"/>
+        <w:tblBorders>
+          <w:top w:val="single" w:sz="4" w:space="0" w:color="999999"/>
+          <w:left w:val="single" w:sz="4" w:space="0" w:color="999999"/>
+          <w:bottom w:val="single" w:sz="4" w:space="0" w:color="999999"/>
+          <w:right w:val="single" w:sz="4" w:space="0" w:color="999999"/>
+          <w:insideH w:val="single" w:sz="4" w:space="0" w:color="999999"/>
+          <w:insideV w:val="single" w:sz="4" w:space="0" w:color="999999"/>
+        </w:tblBorders>
+      </w:tblPr>
+      <w:tblGrid>
+        <w:gridCol w:w="2124"/>
+        <w:gridCol w:w="2124"/>
+        <w:gridCol w:w="2124"/>
+        <w:gridCol w:w="2124"/>
+      </w:tblGrid>
+      <w:tr>
+        <w:trPr>
+          <w:tblHeader/>
+        </w:trPr>
+        <w:tc>
+          <w:tcPr>
+            <w:tcW w:type="dxa" w:w="1404"/>
+          </w:tcPr>
+          <w:p>
+            <w:r/>
+            <w:r>
+              <w:rPr>
+                <w:b/>
+              </w:rPr>
+              <w:t>Identifier</w:t>
+            </w:r>
+          </w:p>
+        </w:tc>
+        <w:tc>
+          <w:tcPr>
+            <w:tcW w:type="dxa" w:w="1123"/>
+          </w:tcPr>
+          <w:p>
+            <w:r/>
+            <w:r>
+              <w:rPr>
+                <w:b/>
+              </w:rPr>
+              <w:t>Level</w:t>
+            </w:r>
+          </w:p>
+        </w:tc>
+        <w:tc>
+          <w:tcPr>
+            <w:tcW w:type="dxa" w:w="3463"/>
+          </w:tcPr>
+          <w:p>
+            <w:r/>
+            <w:r>
+              <w:rPr>
+                <w:b/>
+              </w:rPr>
+              <w:t>Business Activity Name</w:t>
+            </w:r>
+          </w:p>
+        </w:tc>
+        <w:tc>
+          <w:tcPr>
+            <w:tcW w:type="dxa" w:w="3370"/>
+          </w:tcPr>
+          <w:p>
+            <w:r/>
+            <w:r>
+              <w:rPr>
+                <w:b/>
+              </w:rPr>
+              <w:t>Description</w:t>
+            </w:r>
+          </w:p>
+        </w:tc>
+      </w:tr>
+      <w:tr>
+        <w:tc>
+          <w:tcPr>
+            <w:tcW w:type="dxa" w:w="1404"/>
+          </w:tcPr>
+          <w:p>
+            <w:r/>
+            <w:r>
+              <w:t>1.3.10</w:t>
+            </w:r>
+          </w:p>
+        </w:tc>
+        <w:tc>
+          <w:tcPr>
+            <w:tcW w:type="dxa" w:w="1123"/>
+          </w:tcPr>
+          <w:p>
+            <w:r/>
+            <w:r>
+              <w:t>L2</w:t>
+            </w:r>
+          </w:p>
+        </w:tc>
+        <w:tc>
+          <w:tcPr>
+            <w:tcW w:type="dxa" w:w="3463"/>
+          </w:tcPr>
+          <w:p>
+            <w:r/>
+            <w:r>
+              <w:t>Customer Bill Payments &amp; Receivables Management</w:t>
+            </w:r>
+          </w:p>
+        </w:tc>
+        <w:tc>
+          <w:tcPr>
+            <w:tcW w:type="dxa" w:w="3370"/>
+          </w:tcPr>
+          <w:p>
+            <w:r/>
+            <w:r>
+              <w:t>Ensure that enterprise revenue is collected through pre-established collection channels and put in place procedures to recover past due payments.</w:t>
+            </w:r>
+          </w:p>
+        </w:tc>
+      </w:tr>
+      <w:tr>
+        <w:tc>
+          <w:tcPr>
+            <w:tcW w:type="dxa" w:w="1404"/>
+          </w:tcPr>
+          <w:p>
+            <w:r/>
+            <w:r>
+              <w:t>1.3.10.1</w:t>
+            </w:r>
+          </w:p>
+        </w:tc>
+        <w:tc>
+          <w:tcPr>
+            <w:tcW w:type="dxa" w:w="1123"/>
+          </w:tcPr>
+          <w:p>
+            <w:r/>
+            <w:r>
+              <w:t>L3</w:t>
+            </w:r>
+          </w:p>
+        </w:tc>
+        <w:tc>
+          <w:tcPr>
+            <w:tcW w:type="dxa" w:w="3463"/>
+          </w:tcPr>
+          <w:p>
+            <w:r/>
+            <w:r>
+              <w:t>Manage Customer Billing Account</w:t>
+            </w:r>
+          </w:p>
+        </w:tc>
+        <w:tc>
+          <w:tcPr>
+            <w:tcW w:type="dxa" w:w="3370"/>
+          </w:tcPr>
+          <w:p>
+            <w:r/>
+            <w:r>
+              <w:t>Ensure effective management of the customer’s billing account as it relates to the products purchased and consumed throughout the appropriate billing cycle.</w:t>
+            </w:r>
+          </w:p>
+        </w:tc>
+      </w:tr>
+    </w:tbl>
+    <w:p/>
+    <w:p>
+      <w:pPr>
+        <w:pStyle w:val="Heading2"/>
+      </w:pPr>
+      <w:r>
+        <w:t>SID ABEs</w:t>
+      </w:r>
+    </w:p>
+    <w:p>
+      <w:r>
+        <w:t>SID ABEs this ODA Component is responsible for:</w:t>
+      </w:r>
+    </w:p>
+    <w:tbl>
+      <w:tblPr>
+        <w:tblStyle w:val="ScrollTableNormal"/>
+        <w:tblW w:type="auto" w:w="0"/>
+        <w:tblLayout w:type="autofit"/>
+        <w:tblLook w:val="04A0" w:firstRow="1" w:lastRow="0" w:firstColumn="0" w:lastColumn="0" w:noHBand="0" w:noVBand="1"/>
+        <w:tblBorders>
+          <w:top w:val="single" w:sz="4" w:space="0" w:color="999999"/>
+          <w:left w:val="single" w:sz="4" w:space="0" w:color="999999"/>
+          <w:bottom w:val="single" w:sz="4" w:space="0" w:color="999999"/>
+          <w:right w:val="single" w:sz="4" w:space="0" w:color="999999"/>
+          <w:insideH w:val="single" w:sz="4" w:space="0" w:color="999999"/>
+          <w:insideV w:val="single" w:sz="4" w:space="0" w:color="999999"/>
+        </w:tblBorders>
+      </w:tblPr>
+      <w:tblGrid>
+        <w:gridCol w:w="2124"/>
+        <w:gridCol w:w="2124"/>
+        <w:gridCol w:w="2124"/>
+        <w:gridCol w:w="2124"/>
+      </w:tblGrid>
+      <w:tr>
+        <w:trPr>
+          <w:tblHeader/>
+        </w:trPr>
+        <w:tc>
+          <w:tcPr>
+            <w:tcW w:type="dxa" w:w="2059"/>
+          </w:tcPr>
+          <w:p>
+            <w:r/>
+            <w:r>
+              <w:rPr>
+                <w:b/>
+              </w:rPr>
+              <w:t>SID ABE L1</w:t>
+            </w:r>
+          </w:p>
+        </w:tc>
+        <w:tc>
+          <w:tcPr>
+            <w:tcW w:type="dxa" w:w="2902"/>
+          </w:tcPr>
+          <w:p>
+            <w:r/>
+            <w:r>
+              <w:rPr>
+                <w:b/>
+              </w:rPr>
+              <w:t>SID ABE L1 Definition</w:t>
+            </w:r>
+          </w:p>
+        </w:tc>
+        <w:tc>
+          <w:tcPr>
+            <w:tcW w:type="dxa" w:w="2153"/>
+          </w:tcPr>
+          <w:p>
+            <w:r/>
+            <w:r>
+              <w:rPr>
+                <w:b/>
+              </w:rPr>
+              <w:t>SID ABE L2 (or set of BEs)</w:t>
+            </w:r>
+          </w:p>
+        </w:tc>
+        <w:tc>
+          <w:tcPr>
+            <w:tcW w:type="dxa" w:w="2246"/>
+          </w:tcPr>
+          <w:p>
+            <w:r/>
+            <w:r>
+              <w:rPr>
+                <w:b/>
+              </w:rPr>
+              <w:t>SID ABE L2 Definition</w:t>
+            </w:r>
+          </w:p>
+        </w:tc>
+      </w:tr>
+      <w:tr>
+        <w:tc>
+          <w:tcPr>
+            <w:tcW w:type="dxa" w:w="2059"/>
+          </w:tcPr>
+          <w:p>
+            <w:r/>
+            <w:r>
+              <w:t>Customer Billing Account</w:t>
+            </w:r>
+          </w:p>
+        </w:tc>
+        <w:tc>
+          <w:tcPr>
+            <w:tcW w:type="dxa" w:w="2902"/>
+          </w:tcPr>
+          <w:p>
+            <w:r/>
+            <w:r>
+              <w:t>The Customer Billing Account ABE groups the classes concerned with the CustomerBillingAccount, i.e. the billing structure, billing cycles. The Customer Billing Account receives all charges (recurring, one time charge and usage) of the ProductOfferingInstances and Products assigned to it. It is used to manage account and its balance information. Balance represents an amount, with some monetary value, usually an aggregation, that indicates an aspect of financial liability between the service provider and the customer.</w:t>
+            </w:r>
+          </w:p>
+        </w:tc>
+        <w:tc>
+          <w:tcPr>
+            <w:tcW w:type="dxa" w:w="2153"/>
+          </w:tcPr>
+          <w:p>
+            <w:r/>
+            <w:r/>
+          </w:p>
+        </w:tc>
+        <w:tc>
+          <w:tcPr>
+            <w:tcW w:type="dxa" w:w="2246"/>
+          </w:tcPr>
+          <w:p>
+            <w:r/>
+            <w:r>
+              <w:t>*(no description available)*</w:t>
+            </w:r>
+          </w:p>
+        </w:tc>
+      </w:tr>
+    </w:tbl>
+    <w:p/>
+    <w:p>
+      <w:pPr>
+        <w:pStyle w:val="Heading2"/>
+      </w:pPr>
+      <w:r>
         <w:t>Functional Framework Functions</w:t>
       </w:r>
     </w:p>
@@ -656,7 +656,35 @@
         </w:tc>
         <w:tc>
           <w:tcPr>
-            <w:tcW w:type="dxa" w:w="2246"/>
+            <w:tcW w:type="dxa" w:w="1778"/>
+          </w:tcPr>
+          <w:p>
+            <w:r/>
+            <w:r>
+              <w:rPr>
+                <w:b/>
+              </w:rPr>
+              <w:t>Aggregate Function Level 1</w:t>
+            </w:r>
+          </w:p>
+        </w:tc>
+        <w:tc>
+          <w:tcPr>
+            <w:tcW w:type="dxa" w:w="1872"/>
+          </w:tcPr>
+          <w:p>
+            <w:r/>
+            <w:r>
+              <w:rPr>
+                <w:b/>
+              </w:rPr>
+              <w:t>Aggregate Function Level 2</w:t>
+            </w:r>
+          </w:p>
+        </w:tc>
+        <w:tc>
+          <w:tcPr>
+            <w:tcW w:type="dxa" w:w="2340"/>
           </w:tcPr>
           <w:p>
             <w:r/>
@@ -668,34 +696,6 @@
             </w:r>
           </w:p>
         </w:tc>
-        <w:tc>
-          <w:tcPr>
-            <w:tcW w:type="dxa" w:w="1778"/>
-          </w:tcPr>
-          <w:p>
-            <w:r/>
-            <w:r>
-              <w:rPr>
-                <w:b/>
-              </w:rPr>
-              <w:t>Aggregate Function Level 1</w:t>
-            </w:r>
-          </w:p>
-        </w:tc>
-        <w:tc>
-          <w:tcPr>
-            <w:tcW w:type="dxa" w:w="1966"/>
-          </w:tcPr>
-          <w:p>
-            <w:r/>
-            <w:r>
-              <w:rPr>
-                <w:b/>
-              </w:rPr>
-              <w:t>Aggregate Function Level 2</w:t>
-            </w:r>
-          </w:p>
-        </w:tc>
       </w:tr>
       <w:tr>
         <w:tc>
@@ -722,34 +722,34 @@
         </w:tc>
         <w:tc>
           <w:tcPr>
-            <w:tcW w:type="dxa" w:w="2246"/>
+            <w:tcW w:type="dxa" w:w="1778"/>
+          </w:tcPr>
+          <w:p>
+            <w:r/>
+            <w:r>
+              <w:t>Invoice Management</w:t>
+            </w:r>
+          </w:p>
+        </w:tc>
+        <w:tc>
+          <w:tcPr>
+            <w:tcW w:type="dxa" w:w="1872"/>
+          </w:tcPr>
+          <w:p>
+            <w:r/>
+            <w:r>
+              <w:t>Billing Account Administration</w:t>
+            </w:r>
+          </w:p>
+        </w:tc>
+        <w:tc>
+          <w:tcPr>
+            <w:tcW w:type="dxa" w:w="2340"/>
           </w:tcPr>
           <w:p>
             <w:r/>
             <w:r>
               <w:t>Billing Account Information Configuration updates specific billing account information such as customer bill periods, bill media options, etc.</w:t>
-            </w:r>
-          </w:p>
-        </w:tc>
-        <w:tc>
-          <w:tcPr>
-            <w:tcW w:type="dxa" w:w="1778"/>
-          </w:tcPr>
-          <w:p>
-            <w:r/>
-            <w:r>
-              <w:t>Invoice Management</w:t>
-            </w:r>
-          </w:p>
-        </w:tc>
-        <w:tc>
-          <w:tcPr>
-            <w:tcW w:type="dxa" w:w="1966"/>
-          </w:tcPr>
-          <w:p>
-            <w:r/>
-            <w:r>
-              <w:t>Billing Account Administration</w:t>
             </w:r>
           </w:p>
         </w:tc>
@@ -779,34 +779,34 @@
         </w:tc>
         <w:tc>
           <w:tcPr>
-            <w:tcW w:type="dxa" w:w="2246"/>
+            <w:tcW w:type="dxa" w:w="1778"/>
+          </w:tcPr>
+          <w:p>
+            <w:r/>
+            <w:r>
+              <w:t>Invoice Management</w:t>
+            </w:r>
+          </w:p>
+        </w:tc>
+        <w:tc>
+          <w:tcPr>
+            <w:tcW w:type="dxa" w:w="1872"/>
+          </w:tcPr>
+          <w:p>
+            <w:r/>
+            <w:r>
+              <w:t>Billing Account Administration</w:t>
+            </w:r>
+          </w:p>
+        </w:tc>
+        <w:tc>
+          <w:tcPr>
+            <w:tcW w:type="dxa" w:w="2340"/>
           </w:tcPr>
           <w:p>
             <w:r/>
             <w:r>
               <w:t>Billing Account Reporting; Grouping charges/statement/accounts for the purpose of creating a report</w:t>
-            </w:r>
-          </w:p>
-        </w:tc>
-        <w:tc>
-          <w:tcPr>
-            <w:tcW w:type="dxa" w:w="1778"/>
-          </w:tcPr>
-          <w:p>
-            <w:r/>
-            <w:r>
-              <w:t>Invoice Management</w:t>
-            </w:r>
-          </w:p>
-        </w:tc>
-        <w:tc>
-          <w:tcPr>
-            <w:tcW w:type="dxa" w:w="1966"/>
-          </w:tcPr>
-          <w:p>
-            <w:r/>
-            <w:r>
-              <w:t>Billing Account Administration</w:t>
             </w:r>
           </w:p>
         </w:tc>
@@ -836,34 +836,34 @@
         </w:tc>
         <w:tc>
           <w:tcPr>
-            <w:tcW w:type="dxa" w:w="2246"/>
+            <w:tcW w:type="dxa" w:w="1778"/>
+          </w:tcPr>
+          <w:p>
+            <w:r/>
+            <w:r>
+              <w:t>Invoice Management</w:t>
+            </w:r>
+          </w:p>
+        </w:tc>
+        <w:tc>
+          <w:tcPr>
+            <w:tcW w:type="dxa" w:w="1872"/>
+          </w:tcPr>
+          <w:p>
+            <w:r/>
+            <w:r>
+              <w:t>Billing Account Administration</w:t>
+            </w:r>
+          </w:p>
+        </w:tc>
+        <w:tc>
+          <w:tcPr>
+            <w:tcW w:type="dxa" w:w="2340"/>
           </w:tcPr>
           <w:p>
             <w:r/>
             <w:r>
               <w:t>Billing Account Structure Configuration modifies billing accounts based on various account constructs.</w:t>
-            </w:r>
-          </w:p>
-        </w:tc>
-        <w:tc>
-          <w:tcPr>
-            <w:tcW w:type="dxa" w:w="1778"/>
-          </w:tcPr>
-          <w:p>
-            <w:r/>
-            <w:r>
-              <w:t>Invoice Management</w:t>
-            </w:r>
-          </w:p>
-        </w:tc>
-        <w:tc>
-          <w:tcPr>
-            <w:tcW w:type="dxa" w:w="1966"/>
-          </w:tcPr>
-          <w:p>
-            <w:r/>
-            <w:r>
-              <w:t>Billing Account Administration</w:t>
             </w:r>
           </w:p>
         </w:tc>
@@ -893,34 +893,34 @@
         </w:tc>
         <w:tc>
           <w:tcPr>
-            <w:tcW w:type="dxa" w:w="2246"/>
+            <w:tcW w:type="dxa" w:w="1778"/>
+          </w:tcPr>
+          <w:p>
+            <w:r/>
+            <w:r>
+              <w:t>Invoice Management</w:t>
+            </w:r>
+          </w:p>
+        </w:tc>
+        <w:tc>
+          <w:tcPr>
+            <w:tcW w:type="dxa" w:w="1872"/>
+          </w:tcPr>
+          <w:p>
+            <w:r/>
+            <w:r>
+              <w:t>Billing Account Administration</w:t>
+            </w:r>
+          </w:p>
+        </w:tc>
+        <w:tc>
+          <w:tcPr>
+            <w:tcW w:type="dxa" w:w="2340"/>
           </w:tcPr>
           <w:p>
             <w:r/>
             <w:r>
               <w:t>Billing Accounts Creation provides the ability to create billing accounts based on various account constructs. Account creation can also be automated with orders received</w:t>
-            </w:r>
-          </w:p>
-        </w:tc>
-        <w:tc>
-          <w:tcPr>
-            <w:tcW w:type="dxa" w:w="1778"/>
-          </w:tcPr>
-          <w:p>
-            <w:r/>
-            <w:r>
-              <w:t>Invoice Management</w:t>
-            </w:r>
-          </w:p>
-        </w:tc>
-        <w:tc>
-          <w:tcPr>
-            <w:tcW w:type="dxa" w:w="1966"/>
-          </w:tcPr>
-          <w:p>
-            <w:r/>
-            <w:r>
-              <w:t>Billing Account Administration</w:t>
             </w:r>
           </w:p>
         </w:tc>
@@ -950,34 +950,34 @@
         </w:tc>
         <w:tc>
           <w:tcPr>
-            <w:tcW w:type="dxa" w:w="2246"/>
+            <w:tcW w:type="dxa" w:w="1778"/>
+          </w:tcPr>
+          <w:p>
+            <w:r/>
+            <w:r>
+              <w:t>Invoice Management</w:t>
+            </w:r>
+          </w:p>
+        </w:tc>
+        <w:tc>
+          <w:tcPr>
+            <w:tcW w:type="dxa" w:w="1872"/>
+          </w:tcPr>
+          <w:p>
+            <w:r/>
+            <w:r>
+              <w:t>Billing Account Administration</w:t>
+            </w:r>
+          </w:p>
+        </w:tc>
+        <w:tc>
+          <w:tcPr>
+            <w:tcW w:type="dxa" w:w="2340"/>
           </w:tcPr>
           <w:p>
             <w:r/>
             <w:r>
               <w:t>Customer Billing Hierarchies Management provide an internet technology driven interface to undertake billing functions directly for management of hierarchies driven billing operations for e.g. corporate customers</w:t>
-            </w:r>
-          </w:p>
-        </w:tc>
-        <w:tc>
-          <w:tcPr>
-            <w:tcW w:type="dxa" w:w="1778"/>
-          </w:tcPr>
-          <w:p>
-            <w:r/>
-            <w:r>
-              <w:t>Invoice Management</w:t>
-            </w:r>
-          </w:p>
-        </w:tc>
-        <w:tc>
-          <w:tcPr>
-            <w:tcW w:type="dxa" w:w="1966"/>
-          </w:tcPr>
-          <w:p>
-            <w:r/>
-            <w:r>
-              <w:t>Billing Account Administration</w:t>
             </w:r>
           </w:p>
         </w:tc>
@@ -1118,7 +1118,7 @@
         </w:tc>
         <w:tc>
           <w:tcPr>
-            <w:tcW w:type="dxa" w:w="2059"/>
+            <w:tcW w:type="dxa" w:w="1591"/>
           </w:tcPr>
           <w:p>
             <w:r/>
@@ -1132,7 +1132,7 @@
         </w:tc>
         <w:tc>
           <w:tcPr>
-            <w:tcW w:type="dxa" w:w="1778"/>
+            <w:tcW w:type="dxa" w:w="1498"/>
           </w:tcPr>
           <w:p>
             <w:r/>
@@ -1146,7 +1146,7 @@
         </w:tc>
         <w:tc>
           <w:tcPr>
-            <w:tcW w:type="dxa" w:w="1310"/>
+            <w:tcW w:type="dxa" w:w="1217"/>
           </w:tcPr>
           <w:p>
             <w:r/>
@@ -1160,7 +1160,7 @@
         </w:tc>
         <w:tc>
           <w:tcPr>
-            <w:tcW w:type="dxa" w:w="1966"/>
+            <w:tcW w:type="dxa" w:w="1685"/>
           </w:tcPr>
           <w:p>
             <w:r/>
@@ -1174,7 +1174,7 @@
         </w:tc>
         <w:tc>
           <w:tcPr>
-            <w:tcW w:type="dxa" w:w="1217"/>
+            <w:tcW w:type="dxa" w:w="2340"/>
           </w:tcPr>
           <w:p>
             <w:r/>
@@ -1201,7 +1201,7 @@
         </w:tc>
         <w:tc>
           <w:tcPr>
-            <w:tcW w:type="dxa" w:w="2059"/>
+            <w:tcW w:type="dxa" w:w="1591"/>
           </w:tcPr>
           <w:p>
             <w:r/>
@@ -1212,7 +1212,7 @@
         </w:tc>
         <w:tc>
           <w:tcPr>
-            <w:tcW w:type="dxa" w:w="1778"/>
+            <w:tcW w:type="dxa" w:w="1498"/>
           </w:tcPr>
           <w:p>
             <w:r/>
@@ -1223,7 +1223,7 @@
         </w:tc>
         <w:tc>
           <w:tcPr>
-            <w:tcW w:type="dxa" w:w="1310"/>
+            <w:tcW w:type="dxa" w:w="1217"/>
           </w:tcPr>
           <w:p>
             <w:r/>
@@ -1234,65 +1234,23 @@
         </w:tc>
         <w:tc>
           <w:tcPr>
-            <w:tcW w:type="dxa" w:w="1966"/>
+            <w:tcW w:type="dxa" w:w="1685"/>
           </w:tcPr>
           <w:p>
             <w:r/>
             <w:r>
               <w:t>billFormat</w:t>
             </w:r>
-            <w:r>
-              <w:br/>
-            </w:r>
-            <w:r>
-              <w:t>billPresentationMedia</w:t>
-            </w:r>
-            <w:r>
-              <w:br/>
-            </w:r>
-            <w:r>
-              <w:t>billingAccount</w:t>
-            </w:r>
-            <w:r>
-              <w:br/>
-            </w:r>
-            <w:r>
-              <w:t>billingCycleSpecification</w:t>
-            </w:r>
-          </w:p>
-        </w:tc>
-        <w:tc>
-          <w:tcPr>
-            <w:tcW w:type="dxa" w:w="1217"/>
-          </w:tcPr>
-          <w:p>
-            <w:r/>
-            <w:r>
-              <w:t>GET</w:t>
-            </w:r>
-            <w:r>
-              <w:br/>
-            </w:r>
-            <w:r>
-              <w:t>GET /id</w:t>
-            </w:r>
-            <w:r>
-              <w:br/>
-            </w:r>
-            <w:r>
-              <w:t>POST</w:t>
-            </w:r>
-            <w:r>
-              <w:br/>
-            </w:r>
-            <w:r>
-              <w:t>PATCH /id</w:t>
-            </w:r>
-            <w:r>
-              <w:br/>
-            </w:r>
-            <w:r>
-              <w:t>DELETE /id</w:t>
+          </w:p>
+        </w:tc>
+        <w:tc>
+          <w:tcPr>
+            <w:tcW w:type="dxa" w:w="2340"/>
+          </w:tcPr>
+          <w:p>
+            <w:r/>
+            <w:r>
+              <w:t>GET, GET /id, POST, PATCH /id, DELETE /id</w:t>
             </w:r>
           </w:p>
         </w:tc>
@@ -1311,7 +1269,7 @@
         </w:tc>
         <w:tc>
           <w:tcPr>
-            <w:tcW w:type="dxa" w:w="2059"/>
+            <w:tcW w:type="dxa" w:w="1591"/>
           </w:tcPr>
           <w:p>
             <w:r/>
@@ -1322,7 +1280,7 @@
         </w:tc>
         <w:tc>
           <w:tcPr>
-            <w:tcW w:type="dxa" w:w="1778"/>
+            <w:tcW w:type="dxa" w:w="1498"/>
           </w:tcPr>
           <w:p>
             <w:r/>
@@ -1333,39 +1291,21 @@
         </w:tc>
         <w:tc>
           <w:tcPr>
-            <w:tcW w:type="dxa" w:w="1310"/>
-          </w:tcPr>
-          <w:p>
-            <w:r/>
-            <w:r>
-              <w:t>4</w:t>
-            </w:r>
-          </w:p>
-        </w:tc>
-        <w:tc>
-          <w:tcPr>
-            <w:tcW w:type="dxa" w:w="1966"/>
-          </w:tcPr>
-          <w:p>
-            <w:r/>
-            <w:r>
-              <w:t>billingAccount</w:t>
-            </w:r>
-            <w:r>
-              <w:br/>
-            </w:r>
-            <w:r>
-              <w:t>billingCycleSpecification</w:t>
-            </w:r>
-            <w:r>
-              <w:br/>
-            </w:r>
-            <w:r>
-              <w:t>billFormat</w:t>
-            </w:r>
-            <w:r>
-              <w:br/>
-            </w:r>
+            <w:tcW w:type="dxa" w:w="1217"/>
+          </w:tcPr>
+          <w:p>
+            <w:r/>
+            <w:r>
+              <w:t>5</w:t>
+            </w:r>
+          </w:p>
+        </w:tc>
+        <w:tc>
+          <w:tcPr>
+            <w:tcW w:type="dxa" w:w="1685"/>
+          </w:tcPr>
+          <w:p>
+            <w:r/>
             <w:r>
               <w:t>billPresentationMedia</w:t>
             </w:r>
@@ -1373,36 +1313,12 @@
         </w:tc>
         <w:tc>
           <w:tcPr>
-            <w:tcW w:type="dxa" w:w="1217"/>
-          </w:tcPr>
-          <w:p>
-            <w:r/>
-            <w:r>
-              <w:t>GET</w:t>
-            </w:r>
-            <w:r>
-              <w:br/>
-            </w:r>
-            <w:r>
-              <w:t>GET /id</w:t>
-            </w:r>
-            <w:r>
-              <w:br/>
-            </w:r>
-            <w:r>
-              <w:t>POST</w:t>
-            </w:r>
-            <w:r>
-              <w:br/>
-            </w:r>
-            <w:r>
-              <w:t>PATCH /id</w:t>
-            </w:r>
-            <w:r>
-              <w:br/>
-            </w:r>
-            <w:r>
-              <w:t>DELETE /id</w:t>
+            <w:tcW w:type="dxa" w:w="2340"/>
+          </w:tcPr>
+          <w:p>
+            <w:r/>
+            <w:r>
+              <w:t>GET, GET /id, POST, PATCH /id, DELETE /id</w:t>
             </w:r>
           </w:p>
         </w:tc>
@@ -1415,24 +1331,432 @@
           <w:p>
             <w:r/>
             <w:r>
+              <w:t>TMF666</w:t>
+            </w:r>
+          </w:p>
+        </w:tc>
+        <w:tc>
+          <w:tcPr>
+            <w:tcW w:type="dxa" w:w="1591"/>
+          </w:tcPr>
+          <w:p>
+            <w:r/>
+            <w:r>
+              <w:t>Account Management API</w:t>
+            </w:r>
+          </w:p>
+        </w:tc>
+        <w:tc>
+          <w:tcPr>
+            <w:tcW w:type="dxa" w:w="1498"/>
+          </w:tcPr>
+          <w:p>
+            <w:r/>
+            <w:r>
+              <w:t>Mandatory</w:t>
+            </w:r>
+          </w:p>
+        </w:tc>
+        <w:tc>
+          <w:tcPr>
+            <w:tcW w:type="dxa" w:w="1217"/>
+          </w:tcPr>
+          <w:p>
+            <w:r/>
+            <w:r>
+              <w:t>5</w:t>
+            </w:r>
+          </w:p>
+        </w:tc>
+        <w:tc>
+          <w:tcPr>
+            <w:tcW w:type="dxa" w:w="1685"/>
+          </w:tcPr>
+          <w:p>
+            <w:r/>
+            <w:r>
+              <w:t>billingAccount</w:t>
+            </w:r>
+          </w:p>
+        </w:tc>
+        <w:tc>
+          <w:tcPr>
+            <w:tcW w:type="dxa" w:w="2340"/>
+          </w:tcPr>
+          <w:p>
+            <w:r/>
+            <w:r>
+              <w:t>GET, GET /id, POST, PATCH /id, DELETE /id</w:t>
+            </w:r>
+          </w:p>
+        </w:tc>
+      </w:tr>
+      <w:tr>
+        <w:tc>
+          <w:tcPr>
+            <w:tcW w:type="dxa" w:w="1030"/>
+          </w:tcPr>
+          <w:p>
+            <w:r/>
+            <w:r>
+              <w:t>TMF666</w:t>
+            </w:r>
+          </w:p>
+        </w:tc>
+        <w:tc>
+          <w:tcPr>
+            <w:tcW w:type="dxa" w:w="1591"/>
+          </w:tcPr>
+          <w:p>
+            <w:r/>
+            <w:r>
+              <w:t>Account Management API</w:t>
+            </w:r>
+          </w:p>
+        </w:tc>
+        <w:tc>
+          <w:tcPr>
+            <w:tcW w:type="dxa" w:w="1498"/>
+          </w:tcPr>
+          <w:p>
+            <w:r/>
+            <w:r>
+              <w:t>Mandatory</w:t>
+            </w:r>
+          </w:p>
+        </w:tc>
+        <w:tc>
+          <w:tcPr>
+            <w:tcW w:type="dxa" w:w="1217"/>
+          </w:tcPr>
+          <w:p>
+            <w:r/>
+            <w:r>
+              <w:t>5</w:t>
+            </w:r>
+          </w:p>
+        </w:tc>
+        <w:tc>
+          <w:tcPr>
+            <w:tcW w:type="dxa" w:w="1685"/>
+          </w:tcPr>
+          <w:p>
+            <w:r/>
+            <w:r>
+              <w:t>billingCycleSpecification</w:t>
+            </w:r>
+          </w:p>
+        </w:tc>
+        <w:tc>
+          <w:tcPr>
+            <w:tcW w:type="dxa" w:w="2340"/>
+          </w:tcPr>
+          <w:p>
+            <w:r/>
+            <w:r>
+              <w:t>GET, GET /id, POST, PATCH /id, DELETE /id</w:t>
+            </w:r>
+          </w:p>
+        </w:tc>
+      </w:tr>
+      <w:tr>
+        <w:tc>
+          <w:tcPr>
+            <w:tcW w:type="dxa" w:w="1030"/>
+          </w:tcPr>
+          <w:p>
+            <w:r/>
+            <w:r>
+              <w:t>TMF666</w:t>
+            </w:r>
+          </w:p>
+        </w:tc>
+        <w:tc>
+          <w:tcPr>
+            <w:tcW w:type="dxa" w:w="1591"/>
+          </w:tcPr>
+          <w:p>
+            <w:r/>
+            <w:r>
+              <w:t>Account Management API</w:t>
+            </w:r>
+          </w:p>
+        </w:tc>
+        <w:tc>
+          <w:tcPr>
+            <w:tcW w:type="dxa" w:w="1498"/>
+          </w:tcPr>
+          <w:p>
+            <w:r/>
+            <w:r>
+              <w:t>Mandatory</w:t>
+            </w:r>
+          </w:p>
+        </w:tc>
+        <w:tc>
+          <w:tcPr>
+            <w:tcW w:type="dxa" w:w="1217"/>
+          </w:tcPr>
+          <w:p>
+            <w:r/>
+            <w:r>
+              <w:t>4</w:t>
+            </w:r>
+          </w:p>
+        </w:tc>
+        <w:tc>
+          <w:tcPr>
+            <w:tcW w:type="dxa" w:w="1685"/>
+          </w:tcPr>
+          <w:p>
+            <w:r/>
+            <w:r>
+              <w:t>billingAccount</w:t>
+            </w:r>
+          </w:p>
+        </w:tc>
+        <w:tc>
+          <w:tcPr>
+            <w:tcW w:type="dxa" w:w="2340"/>
+          </w:tcPr>
+          <w:p>
+            <w:r/>
+            <w:r>
+              <w:t>GET, GET /id, POST, PATCH /id, DELETE /id</w:t>
+            </w:r>
+          </w:p>
+        </w:tc>
+      </w:tr>
+      <w:tr>
+        <w:tc>
+          <w:tcPr>
+            <w:tcW w:type="dxa" w:w="1030"/>
+          </w:tcPr>
+          <w:p>
+            <w:r/>
+            <w:r>
+              <w:t>TMF666</w:t>
+            </w:r>
+          </w:p>
+        </w:tc>
+        <w:tc>
+          <w:tcPr>
+            <w:tcW w:type="dxa" w:w="1591"/>
+          </w:tcPr>
+          <w:p>
+            <w:r/>
+            <w:r>
+              <w:t>Account Management API</w:t>
+            </w:r>
+          </w:p>
+        </w:tc>
+        <w:tc>
+          <w:tcPr>
+            <w:tcW w:type="dxa" w:w="1498"/>
+          </w:tcPr>
+          <w:p>
+            <w:r/>
+            <w:r>
+              <w:t>Mandatory</w:t>
+            </w:r>
+          </w:p>
+        </w:tc>
+        <w:tc>
+          <w:tcPr>
+            <w:tcW w:type="dxa" w:w="1217"/>
+          </w:tcPr>
+          <w:p>
+            <w:r/>
+            <w:r>
+              <w:t>4</w:t>
+            </w:r>
+          </w:p>
+        </w:tc>
+        <w:tc>
+          <w:tcPr>
+            <w:tcW w:type="dxa" w:w="1685"/>
+          </w:tcPr>
+          <w:p>
+            <w:r/>
+            <w:r>
+              <w:t>billingCycleSpecification</w:t>
+            </w:r>
+          </w:p>
+        </w:tc>
+        <w:tc>
+          <w:tcPr>
+            <w:tcW w:type="dxa" w:w="2340"/>
+          </w:tcPr>
+          <w:p>
+            <w:r/>
+            <w:r>
+              <w:t>GET, GET /id, POST, PATCH /id, DELETE /id</w:t>
+            </w:r>
+          </w:p>
+        </w:tc>
+      </w:tr>
+      <w:tr>
+        <w:tc>
+          <w:tcPr>
+            <w:tcW w:type="dxa" w:w="1030"/>
+          </w:tcPr>
+          <w:p>
+            <w:r/>
+            <w:r>
+              <w:t>TMF666</w:t>
+            </w:r>
+          </w:p>
+        </w:tc>
+        <w:tc>
+          <w:tcPr>
+            <w:tcW w:type="dxa" w:w="1591"/>
+          </w:tcPr>
+          <w:p>
+            <w:r/>
+            <w:r>
+              <w:t>Account Management API</w:t>
+            </w:r>
+          </w:p>
+        </w:tc>
+        <w:tc>
+          <w:tcPr>
+            <w:tcW w:type="dxa" w:w="1498"/>
+          </w:tcPr>
+          <w:p>
+            <w:r/>
+            <w:r>
+              <w:t>Mandatory</w:t>
+            </w:r>
+          </w:p>
+        </w:tc>
+        <w:tc>
+          <w:tcPr>
+            <w:tcW w:type="dxa" w:w="1217"/>
+          </w:tcPr>
+          <w:p>
+            <w:r/>
+            <w:r>
+              <w:t>4</w:t>
+            </w:r>
+          </w:p>
+        </w:tc>
+        <w:tc>
+          <w:tcPr>
+            <w:tcW w:type="dxa" w:w="1685"/>
+          </w:tcPr>
+          <w:p>
+            <w:r/>
+            <w:r>
+              <w:t>billFormat</w:t>
+            </w:r>
+          </w:p>
+        </w:tc>
+        <w:tc>
+          <w:tcPr>
+            <w:tcW w:type="dxa" w:w="2340"/>
+          </w:tcPr>
+          <w:p>
+            <w:r/>
+            <w:r>
+              <w:t>GET, GET /id, POST, PATCH /id, DELETE /id</w:t>
+            </w:r>
+          </w:p>
+        </w:tc>
+      </w:tr>
+      <w:tr>
+        <w:tc>
+          <w:tcPr>
+            <w:tcW w:type="dxa" w:w="1030"/>
+          </w:tcPr>
+          <w:p>
+            <w:r/>
+            <w:r>
+              <w:t>TMF666</w:t>
+            </w:r>
+          </w:p>
+        </w:tc>
+        <w:tc>
+          <w:tcPr>
+            <w:tcW w:type="dxa" w:w="1591"/>
+          </w:tcPr>
+          <w:p>
+            <w:r/>
+            <w:r>
+              <w:t>Account Management API</w:t>
+            </w:r>
+          </w:p>
+        </w:tc>
+        <w:tc>
+          <w:tcPr>
+            <w:tcW w:type="dxa" w:w="1498"/>
+          </w:tcPr>
+          <w:p>
+            <w:r/>
+            <w:r>
+              <w:t>Mandatory</w:t>
+            </w:r>
+          </w:p>
+        </w:tc>
+        <w:tc>
+          <w:tcPr>
+            <w:tcW w:type="dxa" w:w="1217"/>
+          </w:tcPr>
+          <w:p>
+            <w:r/>
+            <w:r>
+              <w:t>4</w:t>
+            </w:r>
+          </w:p>
+        </w:tc>
+        <w:tc>
+          <w:tcPr>
+            <w:tcW w:type="dxa" w:w="1685"/>
+          </w:tcPr>
+          <w:p>
+            <w:r/>
+            <w:r>
+              <w:t>billPresentationMedia</w:t>
+            </w:r>
+          </w:p>
+        </w:tc>
+        <w:tc>
+          <w:tcPr>
+            <w:tcW w:type="dxa" w:w="2340"/>
+          </w:tcPr>
+          <w:p>
+            <w:r/>
+            <w:r>
+              <w:t>GET, GET /id, POST, PATCH /id, DELETE /id</w:t>
+            </w:r>
+          </w:p>
+        </w:tc>
+      </w:tr>
+      <w:tr>
+        <w:tc>
+          <w:tcPr>
+            <w:tcW w:type="dxa" w:w="1030"/>
+          </w:tcPr>
+          <w:p>
+            <w:r/>
+            <w:r>
               <w:t>TMF701</w:t>
             </w:r>
           </w:p>
         </w:tc>
         <w:tc>
           <w:tcPr>
-            <w:tcW w:type="dxa" w:w="2059"/>
-          </w:tcPr>
-          <w:p>
-            <w:r/>
-            <w:r>
-              <w:t>Process Flow Management API</w:t>
-            </w:r>
-          </w:p>
-        </w:tc>
-        <w:tc>
-          <w:tcPr>
-            <w:tcW w:type="dxa" w:w="1778"/>
+            <w:tcW w:type="dxa" w:w="1591"/>
+          </w:tcPr>
+          <w:p>
+            <w:r/>
+            <w:r>
+              <w:t>UNRESOLVED-TMF701</w:t>
+            </w:r>
+          </w:p>
+        </w:tc>
+        <w:tc>
+          <w:tcPr>
+            <w:tcW w:type="dxa" w:w="1498"/>
           </w:tcPr>
           <w:p>
             <w:r/>
@@ -1443,7 +1767,7 @@
         </w:tc>
         <w:tc>
           <w:tcPr>
-            <w:tcW w:type="dxa" w:w="1310"/>
+            <w:tcW w:type="dxa" w:w="1217"/>
           </w:tcPr>
           <w:p>
             <w:r/>
@@ -1454,16 +1778,78 @@
         </w:tc>
         <w:tc>
           <w:tcPr>
-            <w:tcW w:type="dxa" w:w="1966"/>
+            <w:tcW w:type="dxa" w:w="1685"/>
           </w:tcPr>
           <w:p>
             <w:r/>
             <w:r>
               <w:t>processFlow</w:t>
             </w:r>
-            <w:r>
-              <w:br/>
-            </w:r>
+          </w:p>
+        </w:tc>
+        <w:tc>
+          <w:tcPr>
+            <w:tcW w:type="dxa" w:w="2340"/>
+          </w:tcPr>
+          <w:p>
+            <w:r/>
+            <w:r>
+              <w:t>GET, GET /id, POST, DELETE /id</w:t>
+            </w:r>
+          </w:p>
+        </w:tc>
+      </w:tr>
+      <w:tr>
+        <w:tc>
+          <w:tcPr>
+            <w:tcW w:type="dxa" w:w="1030"/>
+          </w:tcPr>
+          <w:p>
+            <w:r/>
+            <w:r>
+              <w:t>TMF701</w:t>
+            </w:r>
+          </w:p>
+        </w:tc>
+        <w:tc>
+          <w:tcPr>
+            <w:tcW w:type="dxa" w:w="1591"/>
+          </w:tcPr>
+          <w:p>
+            <w:r/>
+            <w:r>
+              <w:t>UNRESOLVED-TMF701</w:t>
+            </w:r>
+          </w:p>
+        </w:tc>
+        <w:tc>
+          <w:tcPr>
+            <w:tcW w:type="dxa" w:w="1498"/>
+          </w:tcPr>
+          <w:p>
+            <w:r/>
+            <w:r>
+              <w:t>Optional</w:t>
+            </w:r>
+          </w:p>
+        </w:tc>
+        <w:tc>
+          <w:tcPr>
+            <w:tcW w:type="dxa" w:w="1217"/>
+          </w:tcPr>
+          <w:p>
+            <w:r/>
+            <w:r>
+              <w:t>4</w:t>
+            </w:r>
+          </w:p>
+        </w:tc>
+        <w:tc>
+          <w:tcPr>
+            <w:tcW w:type="dxa" w:w="1685"/>
+          </w:tcPr>
+          <w:p>
+            <w:r/>
             <w:r>
               <w:t>taskFlow</w:t>
             </w:r>
@@ -1471,36 +1857,12 @@
         </w:tc>
         <w:tc>
           <w:tcPr>
-            <w:tcW w:type="dxa" w:w="1217"/>
-          </w:tcPr>
-          <w:p>
-            <w:r/>
-            <w:r>
-              <w:t>GET</w:t>
-            </w:r>
-            <w:r>
-              <w:br/>
-            </w:r>
-            <w:r>
-              <w:t>GET /id</w:t>
-            </w:r>
-            <w:r>
-              <w:br/>
-            </w:r>
-            <w:r>
-              <w:t>POST</w:t>
-            </w:r>
-            <w:r>
-              <w:br/>
-            </w:r>
-            <w:r>
-              <w:t>DELETE /id</w:t>
-            </w:r>
-            <w:r>
-              <w:br/>
-            </w:r>
-            <w:r>
-              <w:t>PATCH /id</w:t>
+            <w:tcW w:type="dxa" w:w="2340"/>
+          </w:tcPr>
+          <w:p>
+            <w:r/>
+            <w:r>
+              <w:t>GET, GET /id, PATCH /id</w:t>
             </w:r>
           </w:p>
         </w:tc>
@@ -1511,7 +1873,7 @@
       <w:r>
         <w:drawing>
           <wp:inline xmlns:a="http://schemas.openxmlformats.org/drawingml/2006/main" xmlns:pic="http://schemas.openxmlformats.org/drawingml/2006/picture">
-            <wp:extent cx="5394960" cy="4929427"/>
+            <wp:extent cx="5394960" cy="5064200"/>
             <wp:docPr id="3" name="Picture 3"/>
             <wp:cNvGraphicFramePr>
               <a:graphicFrameLocks noChangeAspect="1"/>
@@ -1532,7 +1894,7 @@
                   <pic:spPr>
                     <a:xfrm>
                       <a:off x="0" y="0"/>
-                      <a:ext cx="5394960" cy="4929427"/>
+                      <a:ext cx="5394960" cy="5064200"/>
                     </a:xfrm>
                     <a:prstGeom prst="rect"/>
                   </pic:spPr>
@@ -1588,7 +1950,7 @@
         </w:trPr>
         <w:tc>
           <w:tcPr>
-            <w:tcW w:type="dxa" w:w="1123"/>
+            <w:tcW w:type="dxa" w:w="1030"/>
           </w:tcPr>
           <w:p>
             <w:r/>
@@ -1602,7 +1964,7 @@
         </w:tc>
         <w:tc>
           <w:tcPr>
-            <w:tcW w:type="dxa" w:w="2340"/>
+            <w:tcW w:type="dxa" w:w="2059"/>
           </w:tcPr>
           <w:p>
             <w:r/>
@@ -1630,7 +1992,7 @@
         </w:tc>
         <w:tc>
           <w:tcPr>
-            <w:tcW w:type="dxa" w:w="1872"/>
+            <w:tcW w:type="dxa" w:w="1685"/>
           </w:tcPr>
           <w:p>
             <w:r/>
@@ -1644,7 +2006,7 @@
         </w:tc>
         <w:tc>
           <w:tcPr>
-            <w:tcW w:type="dxa" w:w="1498"/>
+            <w:tcW w:type="dxa" w:w="1310"/>
           </w:tcPr>
           <w:p>
             <w:r/>
@@ -1658,7 +2020,7 @@
         </w:tc>
         <w:tc>
           <w:tcPr>
-            <w:tcW w:type="dxa" w:w="1217"/>
+            <w:tcW w:type="dxa" w:w="1966"/>
           </w:tcPr>
           <w:p>
             <w:r/>
@@ -1674,7 +2036,7 @@
       <w:tr>
         <w:tc>
           <w:tcPr>
-            <w:tcW w:type="dxa" w:w="1123"/>
+            <w:tcW w:type="dxa" w:w="1030"/>
           </w:tcPr>
           <w:p>
             <w:r/>
@@ -1685,7 +2047,7 @@
         </w:tc>
         <w:tc>
           <w:tcPr>
-            <w:tcW w:type="dxa" w:w="2340"/>
+            <w:tcW w:type="dxa" w:w="2059"/>
           </w:tcPr>
           <w:p>
             <w:r/>
@@ -1707,7 +2069,7 @@
         </w:tc>
         <w:tc>
           <w:tcPr>
-            <w:tcW w:type="dxa" w:w="1872"/>
+            <w:tcW w:type="dxa" w:w="1685"/>
           </w:tcPr>
           <w:p>
             <w:r/>
@@ -1718,35 +2080,23 @@
         </w:tc>
         <w:tc>
           <w:tcPr>
-            <w:tcW w:type="dxa" w:w="1498"/>
+            <w:tcW w:type="dxa" w:w="1310"/>
           </w:tcPr>
           <w:p>
             <w:r/>
             <w:r>
               <w:t>individual</w:t>
             </w:r>
-            <w:r>
-              <w:br/>
-            </w:r>
-            <w:r>
-              <w:t>organization</w:t>
-            </w:r>
-          </w:p>
-        </w:tc>
-        <w:tc>
-          <w:tcPr>
-            <w:tcW w:type="dxa" w:w="1217"/>
-          </w:tcPr>
-          <w:p>
-            <w:r/>
-            <w:r>
-              <w:t>GET</w:t>
-            </w:r>
-            <w:r>
-              <w:br/>
-            </w:r>
-            <w:r>
-              <w:t>GET /id</w:t>
+          </w:p>
+        </w:tc>
+        <w:tc>
+          <w:tcPr>
+            <w:tcW w:type="dxa" w:w="1966"/>
+          </w:tcPr>
+          <w:p>
+            <w:r/>
+            <w:r>
+              <w:t>GET, GET /id</w:t>
             </w:r>
           </w:p>
         </w:tc>
@@ -1754,7 +2104,7 @@
       <w:tr>
         <w:tc>
           <w:tcPr>
-            <w:tcW w:type="dxa" w:w="1123"/>
+            <w:tcW w:type="dxa" w:w="1030"/>
           </w:tcPr>
           <w:p>
             <w:r/>
@@ -1765,7 +2115,7 @@
         </w:tc>
         <w:tc>
           <w:tcPr>
-            <w:tcW w:type="dxa" w:w="2340"/>
+            <w:tcW w:type="dxa" w:w="2059"/>
           </w:tcPr>
           <w:p>
             <w:r/>
@@ -1781,13 +2131,13 @@
           <w:p>
             <w:r/>
             <w:r>
-              <w:t>4</w:t>
-            </w:r>
-          </w:p>
-        </w:tc>
-        <w:tc>
-          <w:tcPr>
-            <w:tcW w:type="dxa" w:w="1872"/>
+              <w:t>5</w:t>
+            </w:r>
+          </w:p>
+        </w:tc>
+        <w:tc>
+          <w:tcPr>
+            <w:tcW w:type="dxa" w:w="1685"/>
           </w:tcPr>
           <w:p>
             <w:r/>
@@ -1798,16 +2148,10 @@
         </w:tc>
         <w:tc>
           <w:tcPr>
-            <w:tcW w:type="dxa" w:w="1498"/>
-          </w:tcPr>
-          <w:p>
-            <w:r/>
-            <w:r>
-              <w:t>individual</w:t>
-            </w:r>
-            <w:r>
-              <w:br/>
-            </w:r>
+            <w:tcW w:type="dxa" w:w="1310"/>
+          </w:tcPr>
+          <w:p>
+            <w:r/>
             <w:r>
               <w:t>organization</w:t>
             </w:r>
@@ -1815,18 +2159,12 @@
         </w:tc>
         <w:tc>
           <w:tcPr>
-            <w:tcW w:type="dxa" w:w="1217"/>
-          </w:tcPr>
-          <w:p>
-            <w:r/>
-            <w:r>
-              <w:t>GET</w:t>
-            </w:r>
-            <w:r>
-              <w:br/>
-            </w:r>
-            <w:r>
-              <w:t>GET /id</w:t>
+            <w:tcW w:type="dxa" w:w="1966"/>
+          </w:tcPr>
+          <w:p>
+            <w:r/>
+            <w:r>
+              <w:t>GET, GET /id</w:t>
             </w:r>
           </w:p>
         </w:tc>
@@ -1834,23 +2172,23 @@
       <w:tr>
         <w:tc>
           <w:tcPr>
-            <w:tcW w:type="dxa" w:w="1123"/>
-          </w:tcPr>
-          <w:p>
-            <w:r/>
-            <w:r>
-              <w:t>TMF669</w:t>
-            </w:r>
-          </w:p>
-        </w:tc>
-        <w:tc>
-          <w:tcPr>
-            <w:tcW w:type="dxa" w:w="2340"/>
-          </w:tcPr>
-          <w:p>
-            <w:r/>
-            <w:r>
-              <w:t>Party Role Management API</w:t>
+            <w:tcW w:type="dxa" w:w="1030"/>
+          </w:tcPr>
+          <w:p>
+            <w:r/>
+            <w:r>
+              <w:t>TMF632</w:t>
+            </w:r>
+          </w:p>
+        </w:tc>
+        <w:tc>
+          <w:tcPr>
+            <w:tcW w:type="dxa" w:w="2059"/>
+          </w:tcPr>
+          <w:p>
+            <w:r/>
+            <w:r>
+              <w:t>Party Management API</w:t>
             </w:r>
           </w:p>
         </w:tc>
@@ -1861,13 +2199,13 @@
           <w:p>
             <w:r/>
             <w:r>
-              <w:t>5</w:t>
-            </w:r>
-          </w:p>
-        </w:tc>
-        <w:tc>
-          <w:tcPr>
-            <w:tcW w:type="dxa" w:w="1872"/>
+              <w:t>4</w:t>
+            </w:r>
+          </w:p>
+        </w:tc>
+        <w:tc>
+          <w:tcPr>
+            <w:tcW w:type="dxa" w:w="1685"/>
           </w:tcPr>
           <w:p>
             <w:r/>
@@ -1878,29 +2216,23 @@
         </w:tc>
         <w:tc>
           <w:tcPr>
-            <w:tcW w:type="dxa" w:w="1498"/>
-          </w:tcPr>
-          <w:p>
-            <w:r/>
-            <w:r>
-              <w:t>partyRole</w:t>
-            </w:r>
-          </w:p>
-        </w:tc>
-        <w:tc>
-          <w:tcPr>
-            <w:tcW w:type="dxa" w:w="1217"/>
-          </w:tcPr>
-          <w:p>
-            <w:r/>
-            <w:r>
-              <w:t>GET</w:t>
-            </w:r>
-            <w:r>
-              <w:br/>
-            </w:r>
-            <w:r>
-              <w:t>GET /id</w:t>
+            <w:tcW w:type="dxa" w:w="1310"/>
+          </w:tcPr>
+          <w:p>
+            <w:r/>
+            <w:r>
+              <w:t>individual</w:t>
+            </w:r>
+          </w:p>
+        </w:tc>
+        <w:tc>
+          <w:tcPr>
+            <w:tcW w:type="dxa" w:w="1966"/>
+          </w:tcPr>
+          <w:p>
+            <w:r/>
+            <w:r>
+              <w:t>GET, GET /id</w:t>
             </w:r>
           </w:p>
         </w:tc>
@@ -1908,23 +2240,23 @@
       <w:tr>
         <w:tc>
           <w:tcPr>
-            <w:tcW w:type="dxa" w:w="1123"/>
-          </w:tcPr>
-          <w:p>
-            <w:r/>
-            <w:r>
-              <w:t>TMF669</w:t>
-            </w:r>
-          </w:p>
-        </w:tc>
-        <w:tc>
-          <w:tcPr>
-            <w:tcW w:type="dxa" w:w="2340"/>
-          </w:tcPr>
-          <w:p>
-            <w:r/>
-            <w:r>
-              <w:t>Party Role Management API</w:t>
+            <w:tcW w:type="dxa" w:w="1030"/>
+          </w:tcPr>
+          <w:p>
+            <w:r/>
+            <w:r>
+              <w:t>TMF632</w:t>
+            </w:r>
+          </w:p>
+        </w:tc>
+        <w:tc>
+          <w:tcPr>
+            <w:tcW w:type="dxa" w:w="2059"/>
+          </w:tcPr>
+          <w:p>
+            <w:r/>
+            <w:r>
+              <w:t>Party Management API</w:t>
             </w:r>
           </w:p>
         </w:tc>
@@ -1941,7 +2273,7 @@
         </w:tc>
         <w:tc>
           <w:tcPr>
-            <w:tcW w:type="dxa" w:w="1872"/>
+            <w:tcW w:type="dxa" w:w="1685"/>
           </w:tcPr>
           <w:p>
             <w:r/>
@@ -1952,29 +2284,23 @@
         </w:tc>
         <w:tc>
           <w:tcPr>
-            <w:tcW w:type="dxa" w:w="1498"/>
-          </w:tcPr>
-          <w:p>
-            <w:r/>
-            <w:r>
-              <w:t>PartyRole</w:t>
-            </w:r>
-          </w:p>
-        </w:tc>
-        <w:tc>
-          <w:tcPr>
-            <w:tcW w:type="dxa" w:w="1217"/>
-          </w:tcPr>
-          <w:p>
-            <w:r/>
-            <w:r>
-              <w:t>GET</w:t>
-            </w:r>
-            <w:r>
-              <w:br/>
-            </w:r>
-            <w:r>
-              <w:t>GET /id</w:t>
+            <w:tcW w:type="dxa" w:w="1310"/>
+          </w:tcPr>
+          <w:p>
+            <w:r/>
+            <w:r>
+              <w:t>organization</w:t>
+            </w:r>
+          </w:p>
+        </w:tc>
+        <w:tc>
+          <w:tcPr>
+            <w:tcW w:type="dxa" w:w="1966"/>
+          </w:tcPr>
+          <w:p>
+            <w:r/>
+            <w:r>
+              <w:t>GET, GET /id</w:t>
             </w:r>
           </w:p>
         </w:tc>
@@ -1982,23 +2308,23 @@
       <w:tr>
         <w:tc>
           <w:tcPr>
-            <w:tcW w:type="dxa" w:w="1123"/>
-          </w:tcPr>
-          <w:p>
-            <w:r/>
-            <w:r>
-              <w:t>TMF670</w:t>
-            </w:r>
-          </w:p>
-        </w:tc>
-        <w:tc>
-          <w:tcPr>
-            <w:tcW w:type="dxa" w:w="2340"/>
-          </w:tcPr>
-          <w:p>
-            <w:r/>
-            <w:r>
-              <w:t>Payment Method Management API</w:t>
+            <w:tcW w:type="dxa" w:w="1030"/>
+          </w:tcPr>
+          <w:p>
+            <w:r/>
+            <w:r>
+              <w:t>TMF669</w:t>
+            </w:r>
+          </w:p>
+        </w:tc>
+        <w:tc>
+          <w:tcPr>
+            <w:tcW w:type="dxa" w:w="2059"/>
+          </w:tcPr>
+          <w:p>
+            <w:r/>
+            <w:r>
+              <w:t>Party Role Management API</w:t>
             </w:r>
           </w:p>
         </w:tc>
@@ -2009,46 +2335,40 @@
           <w:p>
             <w:r/>
             <w:r>
-              <w:t>4</w:t>
-            </w:r>
-          </w:p>
-        </w:tc>
-        <w:tc>
-          <w:tcPr>
-            <w:tcW w:type="dxa" w:w="1872"/>
-          </w:tcPr>
-          <w:p>
-            <w:r/>
-            <w:r>
-              <w:t>Optional</w:t>
-            </w:r>
-          </w:p>
-        </w:tc>
-        <w:tc>
-          <w:tcPr>
-            <w:tcW w:type="dxa" w:w="1498"/>
-          </w:tcPr>
-          <w:p>
-            <w:r/>
-            <w:r>
-              <w:t>paymentMethod</w:t>
-            </w:r>
-          </w:p>
-        </w:tc>
-        <w:tc>
-          <w:tcPr>
-            <w:tcW w:type="dxa" w:w="1217"/>
-          </w:tcPr>
-          <w:p>
-            <w:r/>
-            <w:r>
-              <w:t>GET</w:t>
-            </w:r>
-            <w:r>
-              <w:br/>
-            </w:r>
-            <w:r>
-              <w:t>GET /id</w:t>
+              <w:t>5</w:t>
+            </w:r>
+          </w:p>
+        </w:tc>
+        <w:tc>
+          <w:tcPr>
+            <w:tcW w:type="dxa" w:w="1685"/>
+          </w:tcPr>
+          <w:p>
+            <w:r/>
+            <w:r>
+              <w:t>Mandatory</w:t>
+            </w:r>
+          </w:p>
+        </w:tc>
+        <w:tc>
+          <w:tcPr>
+            <w:tcW w:type="dxa" w:w="1310"/>
+          </w:tcPr>
+          <w:p>
+            <w:r/>
+            <w:r>
+              <w:t>partyRole</w:t>
+            </w:r>
+          </w:p>
+        </w:tc>
+        <w:tc>
+          <w:tcPr>
+            <w:tcW w:type="dxa" w:w="1966"/>
+          </w:tcPr>
+          <w:p>
+            <w:r/>
+            <w:r>
+              <w:t>GET, GET /id</w:t>
             </w:r>
           </w:p>
         </w:tc>
@@ -2056,23 +2376,23 @@
       <w:tr>
         <w:tc>
           <w:tcPr>
-            <w:tcW w:type="dxa" w:w="1123"/>
-          </w:tcPr>
-          <w:p>
-            <w:r/>
-            <w:r>
-              <w:t>TMF676</w:t>
-            </w:r>
-          </w:p>
-        </w:tc>
-        <w:tc>
-          <w:tcPr>
-            <w:tcW w:type="dxa" w:w="2340"/>
-          </w:tcPr>
-          <w:p>
-            <w:r/>
-            <w:r>
-              <w:t>Payment Management API</w:t>
+            <w:tcW w:type="dxa" w:w="1030"/>
+          </w:tcPr>
+          <w:p>
+            <w:r/>
+            <w:r>
+              <w:t>TMF669</w:t>
+            </w:r>
+          </w:p>
+        </w:tc>
+        <w:tc>
+          <w:tcPr>
+            <w:tcW w:type="dxa" w:w="2059"/>
+          </w:tcPr>
+          <w:p>
+            <w:r/>
+            <w:r>
+              <w:t>Party Role Management API</w:t>
             </w:r>
           </w:p>
         </w:tc>
@@ -2089,40 +2409,34 @@
         </w:tc>
         <w:tc>
           <w:tcPr>
-            <w:tcW w:type="dxa" w:w="1872"/>
-          </w:tcPr>
-          <w:p>
-            <w:r/>
-            <w:r>
-              <w:t>Optional</w:t>
-            </w:r>
-          </w:p>
-        </w:tc>
-        <w:tc>
-          <w:tcPr>
-            <w:tcW w:type="dxa" w:w="1498"/>
-          </w:tcPr>
-          <w:p>
-            <w:r/>
-            <w:r>
-              <w:t>payment</w:t>
-            </w:r>
-          </w:p>
-        </w:tc>
-        <w:tc>
-          <w:tcPr>
-            <w:tcW w:type="dxa" w:w="1217"/>
-          </w:tcPr>
-          <w:p>
-            <w:r/>
-            <w:r>
-              <w:t>GET</w:t>
-            </w:r>
-            <w:r>
-              <w:br/>
-            </w:r>
-            <w:r>
-              <w:t>GET /id</w:t>
+            <w:tcW w:type="dxa" w:w="1685"/>
+          </w:tcPr>
+          <w:p>
+            <w:r/>
+            <w:r>
+              <w:t>Mandatory</w:t>
+            </w:r>
+          </w:p>
+        </w:tc>
+        <w:tc>
+          <w:tcPr>
+            <w:tcW w:type="dxa" w:w="1310"/>
+          </w:tcPr>
+          <w:p>
+            <w:r/>
+            <w:r>
+              <w:t>PartyRole</w:t>
+            </w:r>
+          </w:p>
+        </w:tc>
+        <w:tc>
+          <w:tcPr>
+            <w:tcW w:type="dxa" w:w="1966"/>
+          </w:tcPr>
+          <w:p>
+            <w:r/>
+            <w:r>
+              <w:t>GET, GET /id</w:t>
             </w:r>
           </w:p>
         </w:tc>
@@ -2130,7 +2444,143 @@
       <w:tr>
         <w:tc>
           <w:tcPr>
-            <w:tcW w:type="dxa" w:w="1123"/>
+            <w:tcW w:type="dxa" w:w="1030"/>
+          </w:tcPr>
+          <w:p>
+            <w:r/>
+            <w:r>
+              <w:t>TMF670</w:t>
+            </w:r>
+          </w:p>
+        </w:tc>
+        <w:tc>
+          <w:tcPr>
+            <w:tcW w:type="dxa" w:w="2059"/>
+          </w:tcPr>
+          <w:p>
+            <w:r/>
+            <w:r>
+              <w:t>Payment Method Management API</w:t>
+            </w:r>
+          </w:p>
+        </w:tc>
+        <w:tc>
+          <w:tcPr>
+            <w:tcW w:type="dxa" w:w="1310"/>
+          </w:tcPr>
+          <w:p>
+            <w:r/>
+            <w:r>
+              <w:t>4</w:t>
+            </w:r>
+          </w:p>
+        </w:tc>
+        <w:tc>
+          <w:tcPr>
+            <w:tcW w:type="dxa" w:w="1685"/>
+          </w:tcPr>
+          <w:p>
+            <w:r/>
+            <w:r>
+              <w:t>Optional</w:t>
+            </w:r>
+          </w:p>
+        </w:tc>
+        <w:tc>
+          <w:tcPr>
+            <w:tcW w:type="dxa" w:w="1310"/>
+          </w:tcPr>
+          <w:p>
+            <w:r/>
+            <w:r>
+              <w:t>paymentMethod</w:t>
+            </w:r>
+          </w:p>
+        </w:tc>
+        <w:tc>
+          <w:tcPr>
+            <w:tcW w:type="dxa" w:w="1966"/>
+          </w:tcPr>
+          <w:p>
+            <w:r/>
+            <w:r>
+              <w:t>GET, GET /id</w:t>
+            </w:r>
+          </w:p>
+        </w:tc>
+      </w:tr>
+      <w:tr>
+        <w:tc>
+          <w:tcPr>
+            <w:tcW w:type="dxa" w:w="1030"/>
+          </w:tcPr>
+          <w:p>
+            <w:r/>
+            <w:r>
+              <w:t>TMF676</w:t>
+            </w:r>
+          </w:p>
+        </w:tc>
+        <w:tc>
+          <w:tcPr>
+            <w:tcW w:type="dxa" w:w="2059"/>
+          </w:tcPr>
+          <w:p>
+            <w:r/>
+            <w:r>
+              <w:t>Payment Management API</w:t>
+            </w:r>
+          </w:p>
+        </w:tc>
+        <w:tc>
+          <w:tcPr>
+            <w:tcW w:type="dxa" w:w="1310"/>
+          </w:tcPr>
+          <w:p>
+            <w:r/>
+            <w:r>
+              <w:t>4</w:t>
+            </w:r>
+          </w:p>
+        </w:tc>
+        <w:tc>
+          <w:tcPr>
+            <w:tcW w:type="dxa" w:w="1685"/>
+          </w:tcPr>
+          <w:p>
+            <w:r/>
+            <w:r>
+              <w:t>Optional</w:t>
+            </w:r>
+          </w:p>
+        </w:tc>
+        <w:tc>
+          <w:tcPr>
+            <w:tcW w:type="dxa" w:w="1310"/>
+          </w:tcPr>
+          <w:p>
+            <w:r/>
+            <w:r>
+              <w:t>payment</w:t>
+            </w:r>
+          </w:p>
+        </w:tc>
+        <w:tc>
+          <w:tcPr>
+            <w:tcW w:type="dxa" w:w="1966"/>
+          </w:tcPr>
+          <w:p>
+            <w:r/>
+            <w:r>
+              <w:t>GET, GET /id</w:t>
+            </w:r>
+          </w:p>
+        </w:tc>
+      </w:tr>
+      <w:tr>
+        <w:tc>
+          <w:tcPr>
+            <w:tcW w:type="dxa" w:w="1030"/>
           </w:tcPr>
           <w:p>
             <w:r/>
@@ -2141,12 +2591,12 @@
         </w:tc>
         <w:tc>
           <w:tcPr>
-            <w:tcW w:type="dxa" w:w="2340"/>
-          </w:tcPr>
-          <w:p>
-            <w:r/>
-            <w:r>
-              <w:t>Process Flow Management API</w:t>
+            <w:tcW w:type="dxa" w:w="2059"/>
+          </w:tcPr>
+          <w:p>
+            <w:r/>
+            <w:r>
+              <w:t>UNRESOLVED-TMF701</w:t>
             </w:r>
           </w:p>
         </w:tc>
@@ -2163,7 +2613,7 @@
         </w:tc>
         <w:tc>
           <w:tcPr>
-            <w:tcW w:type="dxa" w:w="1872"/>
+            <w:tcW w:type="dxa" w:w="1685"/>
           </w:tcPr>
           <w:p>
             <w:r/>
@@ -2174,7 +2624,7 @@
         </w:tc>
         <w:tc>
           <w:tcPr>
-            <w:tcW w:type="dxa" w:w="1498"/>
+            <w:tcW w:type="dxa" w:w="1310"/>
           </w:tcPr>
           <w:p>
             <w:r/>
@@ -2185,30 +2635,12 @@
         </w:tc>
         <w:tc>
           <w:tcPr>
-            <w:tcW w:type="dxa" w:w="1217"/>
-          </w:tcPr>
-          <w:p>
-            <w:r/>
-            <w:r>
-              <w:t>POST</w:t>
-            </w:r>
-            <w:r>
-              <w:br/>
-            </w:r>
-            <w:r>
-              <w:t>GET</w:t>
-            </w:r>
-            <w:r>
-              <w:br/>
-            </w:r>
-            <w:r>
-              <w:t>GET /id</w:t>
-            </w:r>
-            <w:r>
-              <w:br/>
-            </w:r>
-            <w:r>
-              <w:t>PATCH</w:t>
+            <w:tcW w:type="dxa" w:w="1966"/>
+          </w:tcPr>
+          <w:p>
+            <w:r/>
+            <w:r>
+              <w:t>POST, GET, GET /id, PATCH</w:t>
             </w:r>
           </w:p>
         </w:tc>

--- a/specifications/TMFC024-BillingAccountManagement/Diagrams/TMFC024_Billing_Account_Management.docx
+++ b/specifications/TMFC024-BillingAccountManagement/Diagrams/TMFC024_Billing_Account_Management.docx
@@ -155,6 +155,9 @@
         </w:tc>
       </w:tr>
       <w:tr>
+        <w:trPr>
+          <w:cantSplit/>
+        </w:trPr>
         <w:tc>
           <w:tcPr>
             <w:tcW w:type="dxa" w:w="2527"/>
@@ -358,6 +361,9 @@
         </w:tc>
       </w:tr>
       <w:tr>
+        <w:trPr>
+          <w:cantSplit/>
+        </w:trPr>
         <w:tc>
           <w:tcPr>
             <w:tcW w:type="dxa" w:w="1404"/>
@@ -404,6 +410,9 @@
         </w:tc>
       </w:tr>
       <w:tr>
+        <w:trPr>
+          <w:cantSplit/>
+        </w:trPr>
         <w:tc>
           <w:tcPr>
             <w:tcW w:type="dxa" w:w="1404"/>
@@ -491,7 +500,7 @@
         </w:trPr>
         <w:tc>
           <w:tcPr>
-            <w:tcW w:type="dxa" w:w="2059"/>
+            <w:tcW w:type="dxa" w:w="2246"/>
           </w:tcPr>
           <w:p>
             <w:r/>
@@ -505,7 +514,7 @@
         </w:tc>
         <w:tc>
           <w:tcPr>
-            <w:tcW w:type="dxa" w:w="2902"/>
+            <w:tcW w:type="dxa" w:w="2808"/>
           </w:tcPr>
           <w:p>
             <w:r/>
@@ -519,7 +528,7 @@
         </w:tc>
         <w:tc>
           <w:tcPr>
-            <w:tcW w:type="dxa" w:w="2153"/>
+            <w:tcW w:type="dxa" w:w="2059"/>
           </w:tcPr>
           <w:p>
             <w:r/>
@@ -547,31 +556,34 @@
         </w:tc>
       </w:tr>
       <w:tr>
+        <w:trPr>
+          <w:cantSplit/>
+        </w:trPr>
+        <w:tc>
+          <w:tcPr>
+            <w:tcW w:type="dxa" w:w="2246"/>
+          </w:tcPr>
+          <w:p>
+            <w:r/>
+            <w:r>
+              <w:t>Customer Billing Account ABE</w:t>
+            </w:r>
+          </w:p>
+        </w:tc>
+        <w:tc>
+          <w:tcPr>
+            <w:tcW w:type="dxa" w:w="2808"/>
+          </w:tcPr>
+          <w:p>
+            <w:r/>
+            <w:r>
+              <w:t>The Customer Billing Account ABE groups the classes concerned with the CustomerBillingAccount, i.e. the billing structure, billing cycles. The Customer Billing Account receives all charges (recurring, one time charge and usage) of the ProductOfferingInstances and Products assigned to it. It is used to manage account and its balance information. Balance represents an amount, with some monetary value, usually an aggregation, that indicates an aspect of financial liability between the service provider and the customer.</w:t>
+            </w:r>
+          </w:p>
+        </w:tc>
         <w:tc>
           <w:tcPr>
             <w:tcW w:type="dxa" w:w="2059"/>
-          </w:tcPr>
-          <w:p>
-            <w:r/>
-            <w:r>
-              <w:t>Customer Billing Account</w:t>
-            </w:r>
-          </w:p>
-        </w:tc>
-        <w:tc>
-          <w:tcPr>
-            <w:tcW w:type="dxa" w:w="2902"/>
-          </w:tcPr>
-          <w:p>
-            <w:r/>
-            <w:r>
-              <w:t>The Customer Billing Account ABE groups the classes concerned with the CustomerBillingAccount, i.e. the billing structure, billing cycles. The Customer Billing Account receives all charges (recurring, one time charge and usage) of the ProductOfferingInstances and Products assigned to it. It is used to manage account and its balance information. Balance represents an amount, with some monetary value, usually an aggregation, that indicates an aspect of financial liability between the service provider and the customer.</w:t>
-            </w:r>
-          </w:p>
-        </w:tc>
-        <w:tc>
-          <w:tcPr>
-            <w:tcW w:type="dxa" w:w="2153"/>
           </w:tcPr>
           <w:p>
             <w:r/>
@@ -628,7 +640,7 @@
         </w:trPr>
         <w:tc>
           <w:tcPr>
-            <w:tcW w:type="dxa" w:w="1123"/>
+            <w:tcW w:type="dxa" w:w="1217"/>
           </w:tcPr>
           <w:p>
             <w:r/>
@@ -642,7 +654,7 @@
         </w:tc>
         <w:tc>
           <w:tcPr>
-            <w:tcW w:type="dxa" w:w="2246"/>
+            <w:tcW w:type="dxa" w:w="2340"/>
           </w:tcPr>
           <w:p>
             <w:r/>
@@ -656,7 +668,7 @@
         </w:tc>
         <w:tc>
           <w:tcPr>
-            <w:tcW w:type="dxa" w:w="1778"/>
+            <w:tcW w:type="dxa" w:w="1591"/>
           </w:tcPr>
           <w:p>
             <w:r/>
@@ -664,13 +676,13 @@
               <w:rPr>
                 <w:b/>
               </w:rPr>
-              <w:t>Aggregate Function Level 1</w:t>
-            </w:r>
-          </w:p>
-        </w:tc>
-        <w:tc>
-          <w:tcPr>
-            <w:tcW w:type="dxa" w:w="1872"/>
+              <w:t>Aggregate Function L1</w:t>
+            </w:r>
+          </w:p>
+        </w:tc>
+        <w:tc>
+          <w:tcPr>
+            <w:tcW w:type="dxa" w:w="1966"/>
           </w:tcPr>
           <w:p>
             <w:r/>
@@ -678,13 +690,13 @@
               <w:rPr>
                 <w:b/>
               </w:rPr>
-              <w:t>Aggregate Function Level 2</w:t>
-            </w:r>
-          </w:p>
-        </w:tc>
-        <w:tc>
-          <w:tcPr>
-            <w:tcW w:type="dxa" w:w="2340"/>
+              <w:t>Aggregate Function L2</w:t>
+            </w:r>
+          </w:p>
+        </w:tc>
+        <w:tc>
+          <w:tcPr>
+            <w:tcW w:type="dxa" w:w="2246"/>
           </w:tcPr>
           <w:p>
             <w:r/>
@@ -698,9 +710,12 @@
         </w:tc>
       </w:tr>
       <w:tr>
-        <w:tc>
-          <w:tcPr>
-            <w:tcW w:type="dxa" w:w="1123"/>
+        <w:trPr>
+          <w:cantSplit/>
+        </w:trPr>
+        <w:tc>
+          <w:tcPr>
+            <w:tcW w:type="dxa" w:w="1217"/>
           </w:tcPr>
           <w:p>
             <w:r/>
@@ -711,40 +726,40 @@
         </w:tc>
         <w:tc>
           <w:tcPr>
+            <w:tcW w:type="dxa" w:w="2340"/>
+          </w:tcPr>
+          <w:p>
+            <w:r/>
+            <w:r>
+              <w:t>Billing Account Information Configuration</w:t>
+            </w:r>
+          </w:p>
+        </w:tc>
+        <w:tc>
+          <w:tcPr>
+            <w:tcW w:type="dxa" w:w="1591"/>
+          </w:tcPr>
+          <w:p>
+            <w:r/>
+            <w:r>
+              <w:t>Invoice Management</w:t>
+            </w:r>
+          </w:p>
+        </w:tc>
+        <w:tc>
+          <w:tcPr>
+            <w:tcW w:type="dxa" w:w="1966"/>
+          </w:tcPr>
+          <w:p>
+            <w:r/>
+            <w:r>
+              <w:t>Billing Account Administration</w:t>
+            </w:r>
+          </w:p>
+        </w:tc>
+        <w:tc>
+          <w:tcPr>
             <w:tcW w:type="dxa" w:w="2246"/>
-          </w:tcPr>
-          <w:p>
-            <w:r/>
-            <w:r>
-              <w:t>Billing Account Information Configuration</w:t>
-            </w:r>
-          </w:p>
-        </w:tc>
-        <w:tc>
-          <w:tcPr>
-            <w:tcW w:type="dxa" w:w="1778"/>
-          </w:tcPr>
-          <w:p>
-            <w:r/>
-            <w:r>
-              <w:t>Invoice Management</w:t>
-            </w:r>
-          </w:p>
-        </w:tc>
-        <w:tc>
-          <w:tcPr>
-            <w:tcW w:type="dxa" w:w="1872"/>
-          </w:tcPr>
-          <w:p>
-            <w:r/>
-            <w:r>
-              <w:t>Billing Account Administration</w:t>
-            </w:r>
-          </w:p>
-        </w:tc>
-        <w:tc>
-          <w:tcPr>
-            <w:tcW w:type="dxa" w:w="2340"/>
           </w:tcPr>
           <w:p>
             <w:r/>
@@ -755,9 +770,12 @@
         </w:tc>
       </w:tr>
       <w:tr>
-        <w:tc>
-          <w:tcPr>
-            <w:tcW w:type="dxa" w:w="1123"/>
+        <w:trPr>
+          <w:cantSplit/>
+        </w:trPr>
+        <w:tc>
+          <w:tcPr>
+            <w:tcW w:type="dxa" w:w="1217"/>
           </w:tcPr>
           <w:p>
             <w:r/>
@@ -768,40 +786,40 @@
         </w:tc>
         <w:tc>
           <w:tcPr>
+            <w:tcW w:type="dxa" w:w="2340"/>
+          </w:tcPr>
+          <w:p>
+            <w:r/>
+            <w:r>
+              <w:t>Billing Account Reporting</w:t>
+            </w:r>
+          </w:p>
+        </w:tc>
+        <w:tc>
+          <w:tcPr>
+            <w:tcW w:type="dxa" w:w="1591"/>
+          </w:tcPr>
+          <w:p>
+            <w:r/>
+            <w:r>
+              <w:t>Invoice Management</w:t>
+            </w:r>
+          </w:p>
+        </w:tc>
+        <w:tc>
+          <w:tcPr>
+            <w:tcW w:type="dxa" w:w="1966"/>
+          </w:tcPr>
+          <w:p>
+            <w:r/>
+            <w:r>
+              <w:t>Billing Account Administration</w:t>
+            </w:r>
+          </w:p>
+        </w:tc>
+        <w:tc>
+          <w:tcPr>
             <w:tcW w:type="dxa" w:w="2246"/>
-          </w:tcPr>
-          <w:p>
-            <w:r/>
-            <w:r>
-              <w:t>Billing Account Reporting</w:t>
-            </w:r>
-          </w:p>
-        </w:tc>
-        <w:tc>
-          <w:tcPr>
-            <w:tcW w:type="dxa" w:w="1778"/>
-          </w:tcPr>
-          <w:p>
-            <w:r/>
-            <w:r>
-              <w:t>Invoice Management</w:t>
-            </w:r>
-          </w:p>
-        </w:tc>
-        <w:tc>
-          <w:tcPr>
-            <w:tcW w:type="dxa" w:w="1872"/>
-          </w:tcPr>
-          <w:p>
-            <w:r/>
-            <w:r>
-              <w:t>Billing Account Administration</w:t>
-            </w:r>
-          </w:p>
-        </w:tc>
-        <w:tc>
-          <w:tcPr>
-            <w:tcW w:type="dxa" w:w="2340"/>
           </w:tcPr>
           <w:p>
             <w:r/>
@@ -812,9 +830,12 @@
         </w:tc>
       </w:tr>
       <w:tr>
-        <w:tc>
-          <w:tcPr>
-            <w:tcW w:type="dxa" w:w="1123"/>
+        <w:trPr>
+          <w:cantSplit/>
+        </w:trPr>
+        <w:tc>
+          <w:tcPr>
+            <w:tcW w:type="dxa" w:w="1217"/>
           </w:tcPr>
           <w:p>
             <w:r/>
@@ -825,40 +846,40 @@
         </w:tc>
         <w:tc>
           <w:tcPr>
+            <w:tcW w:type="dxa" w:w="2340"/>
+          </w:tcPr>
+          <w:p>
+            <w:r/>
+            <w:r>
+              <w:t>Billing Account Structure Configuration</w:t>
+            </w:r>
+          </w:p>
+        </w:tc>
+        <w:tc>
+          <w:tcPr>
+            <w:tcW w:type="dxa" w:w="1591"/>
+          </w:tcPr>
+          <w:p>
+            <w:r/>
+            <w:r>
+              <w:t>Invoice Management</w:t>
+            </w:r>
+          </w:p>
+        </w:tc>
+        <w:tc>
+          <w:tcPr>
+            <w:tcW w:type="dxa" w:w="1966"/>
+          </w:tcPr>
+          <w:p>
+            <w:r/>
+            <w:r>
+              <w:t>Billing Account Administration</w:t>
+            </w:r>
+          </w:p>
+        </w:tc>
+        <w:tc>
+          <w:tcPr>
             <w:tcW w:type="dxa" w:w="2246"/>
-          </w:tcPr>
-          <w:p>
-            <w:r/>
-            <w:r>
-              <w:t>Billing Account Structure Configuration</w:t>
-            </w:r>
-          </w:p>
-        </w:tc>
-        <w:tc>
-          <w:tcPr>
-            <w:tcW w:type="dxa" w:w="1778"/>
-          </w:tcPr>
-          <w:p>
-            <w:r/>
-            <w:r>
-              <w:t>Invoice Management</w:t>
-            </w:r>
-          </w:p>
-        </w:tc>
-        <w:tc>
-          <w:tcPr>
-            <w:tcW w:type="dxa" w:w="1872"/>
-          </w:tcPr>
-          <w:p>
-            <w:r/>
-            <w:r>
-              <w:t>Billing Account Administration</w:t>
-            </w:r>
-          </w:p>
-        </w:tc>
-        <w:tc>
-          <w:tcPr>
-            <w:tcW w:type="dxa" w:w="2340"/>
           </w:tcPr>
           <w:p>
             <w:r/>
@@ -869,9 +890,12 @@
         </w:tc>
       </w:tr>
       <w:tr>
-        <w:tc>
-          <w:tcPr>
-            <w:tcW w:type="dxa" w:w="1123"/>
+        <w:trPr>
+          <w:cantSplit/>
+        </w:trPr>
+        <w:tc>
+          <w:tcPr>
+            <w:tcW w:type="dxa" w:w="1217"/>
           </w:tcPr>
           <w:p>
             <w:r/>
@@ -882,40 +906,40 @@
         </w:tc>
         <w:tc>
           <w:tcPr>
+            <w:tcW w:type="dxa" w:w="2340"/>
+          </w:tcPr>
+          <w:p>
+            <w:r/>
+            <w:r>
+              <w:t>Billing Accounts Creation</w:t>
+            </w:r>
+          </w:p>
+        </w:tc>
+        <w:tc>
+          <w:tcPr>
+            <w:tcW w:type="dxa" w:w="1591"/>
+          </w:tcPr>
+          <w:p>
+            <w:r/>
+            <w:r>
+              <w:t>Invoice Management</w:t>
+            </w:r>
+          </w:p>
+        </w:tc>
+        <w:tc>
+          <w:tcPr>
+            <w:tcW w:type="dxa" w:w="1966"/>
+          </w:tcPr>
+          <w:p>
+            <w:r/>
+            <w:r>
+              <w:t>Billing Account Administration</w:t>
+            </w:r>
+          </w:p>
+        </w:tc>
+        <w:tc>
+          <w:tcPr>
             <w:tcW w:type="dxa" w:w="2246"/>
-          </w:tcPr>
-          <w:p>
-            <w:r/>
-            <w:r>
-              <w:t>Billing Accounts Creation</w:t>
-            </w:r>
-          </w:p>
-        </w:tc>
-        <w:tc>
-          <w:tcPr>
-            <w:tcW w:type="dxa" w:w="1778"/>
-          </w:tcPr>
-          <w:p>
-            <w:r/>
-            <w:r>
-              <w:t>Invoice Management</w:t>
-            </w:r>
-          </w:p>
-        </w:tc>
-        <w:tc>
-          <w:tcPr>
-            <w:tcW w:type="dxa" w:w="1872"/>
-          </w:tcPr>
-          <w:p>
-            <w:r/>
-            <w:r>
-              <w:t>Billing Account Administration</w:t>
-            </w:r>
-          </w:p>
-        </w:tc>
-        <w:tc>
-          <w:tcPr>
-            <w:tcW w:type="dxa" w:w="2340"/>
           </w:tcPr>
           <w:p>
             <w:r/>
@@ -926,9 +950,12 @@
         </w:tc>
       </w:tr>
       <w:tr>
-        <w:tc>
-          <w:tcPr>
-            <w:tcW w:type="dxa" w:w="1123"/>
+        <w:trPr>
+          <w:cantSplit/>
+        </w:trPr>
+        <w:tc>
+          <w:tcPr>
+            <w:tcW w:type="dxa" w:w="1217"/>
           </w:tcPr>
           <w:p>
             <w:r/>
@@ -939,40 +966,40 @@
         </w:tc>
         <w:tc>
           <w:tcPr>
+            <w:tcW w:type="dxa" w:w="2340"/>
+          </w:tcPr>
+          <w:p>
+            <w:r/>
+            <w:r>
+              <w:t>Customer Billing Hierarchies Management</w:t>
+            </w:r>
+          </w:p>
+        </w:tc>
+        <w:tc>
+          <w:tcPr>
+            <w:tcW w:type="dxa" w:w="1591"/>
+          </w:tcPr>
+          <w:p>
+            <w:r/>
+            <w:r>
+              <w:t>Invoice Management</w:t>
+            </w:r>
+          </w:p>
+        </w:tc>
+        <w:tc>
+          <w:tcPr>
+            <w:tcW w:type="dxa" w:w="1966"/>
+          </w:tcPr>
+          <w:p>
+            <w:r/>
+            <w:r>
+              <w:t>Billing Account Administration</w:t>
+            </w:r>
+          </w:p>
+        </w:tc>
+        <w:tc>
+          <w:tcPr>
             <w:tcW w:type="dxa" w:w="2246"/>
-          </w:tcPr>
-          <w:p>
-            <w:r/>
-            <w:r>
-              <w:t>Customer Billing Hierarchies Management</w:t>
-            </w:r>
-          </w:p>
-        </w:tc>
-        <w:tc>
-          <w:tcPr>
-            <w:tcW w:type="dxa" w:w="1778"/>
-          </w:tcPr>
-          <w:p>
-            <w:r/>
-            <w:r>
-              <w:t>Invoice Management</w:t>
-            </w:r>
-          </w:p>
-        </w:tc>
-        <w:tc>
-          <w:tcPr>
-            <w:tcW w:type="dxa" w:w="1872"/>
-          </w:tcPr>
-          <w:p>
-            <w:r/>
-            <w:r>
-              <w:t>Billing Account Administration</w:t>
-            </w:r>
-          </w:p>
-        </w:tc>
-        <w:tc>
-          <w:tcPr>
-            <w:tcW w:type="dxa" w:w="2340"/>
           </w:tcPr>
           <w:p>
             <w:r/>
@@ -1188,6 +1215,9 @@
         </w:tc>
       </w:tr>
       <w:tr>
+        <w:trPr>
+          <w:cantSplit/>
+        </w:trPr>
         <w:tc>
           <w:tcPr>
             <w:tcW w:type="dxa" w:w="1030"/>
@@ -1256,6 +1286,9 @@
         </w:tc>
       </w:tr>
       <w:tr>
+        <w:trPr>
+          <w:cantSplit/>
+        </w:trPr>
         <w:tc>
           <w:tcPr>
             <w:tcW w:type="dxa" w:w="1030"/>
@@ -1324,6 +1357,9 @@
         </w:tc>
       </w:tr>
       <w:tr>
+        <w:trPr>
+          <w:cantSplit/>
+        </w:trPr>
         <w:tc>
           <w:tcPr>
             <w:tcW w:type="dxa" w:w="1030"/>
@@ -1392,6 +1428,9 @@
         </w:tc>
       </w:tr>
       <w:tr>
+        <w:trPr>
+          <w:cantSplit/>
+        </w:trPr>
         <w:tc>
           <w:tcPr>
             <w:tcW w:type="dxa" w:w="1030"/>
@@ -1460,6 +1499,9 @@
         </w:tc>
       </w:tr>
       <w:tr>
+        <w:trPr>
+          <w:cantSplit/>
+        </w:trPr>
         <w:tc>
           <w:tcPr>
             <w:tcW w:type="dxa" w:w="1030"/>
@@ -1528,6 +1570,9 @@
         </w:tc>
       </w:tr>
       <w:tr>
+        <w:trPr>
+          <w:cantSplit/>
+        </w:trPr>
         <w:tc>
           <w:tcPr>
             <w:tcW w:type="dxa" w:w="1030"/>
@@ -1596,6 +1641,9 @@
         </w:tc>
       </w:tr>
       <w:tr>
+        <w:trPr>
+          <w:cantSplit/>
+        </w:trPr>
         <w:tc>
           <w:tcPr>
             <w:tcW w:type="dxa" w:w="1030"/>
@@ -1664,6 +1712,9 @@
         </w:tc>
       </w:tr>
       <w:tr>
+        <w:trPr>
+          <w:cantSplit/>
+        </w:trPr>
         <w:tc>
           <w:tcPr>
             <w:tcW w:type="dxa" w:w="1030"/>
@@ -1732,6 +1783,9 @@
         </w:tc>
       </w:tr>
       <w:tr>
+        <w:trPr>
+          <w:cantSplit/>
+        </w:trPr>
         <w:tc>
           <w:tcPr>
             <w:tcW w:type="dxa" w:w="1030"/>
@@ -1800,6 +1854,9 @@
         </w:tc>
       </w:tr>
       <w:tr>
+        <w:trPr>
+          <w:cantSplit/>
+        </w:trPr>
         <w:tc>
           <w:tcPr>
             <w:tcW w:type="dxa" w:w="1030"/>
@@ -2034,6 +2091,9 @@
         </w:tc>
       </w:tr>
       <w:tr>
+        <w:trPr>
+          <w:cantSplit/>
+        </w:trPr>
         <w:tc>
           <w:tcPr>
             <w:tcW w:type="dxa" w:w="1030"/>
@@ -2102,6 +2162,9 @@
         </w:tc>
       </w:tr>
       <w:tr>
+        <w:trPr>
+          <w:cantSplit/>
+        </w:trPr>
         <w:tc>
           <w:tcPr>
             <w:tcW w:type="dxa" w:w="1030"/>
@@ -2170,6 +2233,9 @@
         </w:tc>
       </w:tr>
       <w:tr>
+        <w:trPr>
+          <w:cantSplit/>
+        </w:trPr>
         <w:tc>
           <w:tcPr>
             <w:tcW w:type="dxa" w:w="1030"/>
@@ -2238,6 +2304,9 @@
         </w:tc>
       </w:tr>
       <w:tr>
+        <w:trPr>
+          <w:cantSplit/>
+        </w:trPr>
         <w:tc>
           <w:tcPr>
             <w:tcW w:type="dxa" w:w="1030"/>
@@ -2306,6 +2375,9 @@
         </w:tc>
       </w:tr>
       <w:tr>
+        <w:trPr>
+          <w:cantSplit/>
+        </w:trPr>
         <w:tc>
           <w:tcPr>
             <w:tcW w:type="dxa" w:w="1030"/>
@@ -2374,6 +2446,9 @@
         </w:tc>
       </w:tr>
       <w:tr>
+        <w:trPr>
+          <w:cantSplit/>
+        </w:trPr>
         <w:tc>
           <w:tcPr>
             <w:tcW w:type="dxa" w:w="1030"/>
@@ -2442,6 +2517,9 @@
         </w:tc>
       </w:tr>
       <w:tr>
+        <w:trPr>
+          <w:cantSplit/>
+        </w:trPr>
         <w:tc>
           <w:tcPr>
             <w:tcW w:type="dxa" w:w="1030"/>
@@ -2510,6 +2588,9 @@
         </w:tc>
       </w:tr>
       <w:tr>
+        <w:trPr>
+          <w:cantSplit/>
+        </w:trPr>
         <w:tc>
           <w:tcPr>
             <w:tcW w:type="dxa" w:w="1030"/>
@@ -2578,6 +2659,9 @@
         </w:tc>
       </w:tr>
       <w:tr>
+        <w:trPr>
+          <w:cantSplit/>
+        </w:trPr>
         <w:tc>
           <w:tcPr>
             <w:tcW w:type="dxa" w:w="1030"/>
@@ -2780,6 +2864,9 @@
         </w:tc>
       </w:tr>
       <w:tr>
+        <w:trPr>
+          <w:cantSplit/>
+        </w:trPr>
         <w:tc>
           <w:tcPr>
             <w:tcW w:type="dxa" w:w="1404"/>
@@ -2942,6 +3029,9 @@
         </w:tc>
       </w:tr>
       <w:tr>
+        <w:trPr>
+          <w:cantSplit/>
+        </w:trPr>
         <w:tc>
           <w:tcPr>
             <w:tcW w:type="dxa" w:w="1404"/>
@@ -3122,6 +3212,9 @@
         </w:tc>
       </w:tr>
       <w:tr>
+        <w:trPr>
+          <w:cantSplit/>
+        </w:trPr>
         <w:tc>
           <w:tcPr>
             <w:tcW w:type="dxa" w:w="5990"/>
@@ -3146,6 +3239,9 @@
         </w:tc>
       </w:tr>
       <w:tr>
+        <w:trPr>
+          <w:cantSplit/>
+        </w:trPr>
         <w:tc>
           <w:tcPr>
             <w:tcW w:type="dxa" w:w="5990"/>
@@ -3170,6 +3266,9 @@
         </w:tc>
       </w:tr>
       <w:tr>
+        <w:trPr>
+          <w:cantSplit/>
+        </w:trPr>
         <w:tc>
           <w:tcPr>
             <w:tcW w:type="dxa" w:w="5990"/>
@@ -3334,6 +3433,9 @@
         </w:tc>
       </w:tr>
       <w:tr>
+        <w:trPr>
+          <w:cantSplit/>
+        </w:trPr>
         <w:tc>
           <w:tcPr>
             <w:tcW w:type="dxa" w:w="1685"/>
@@ -3380,6 +3482,9 @@
         </w:tc>
       </w:tr>
       <w:tr>
+        <w:trPr>
+          <w:cantSplit/>
+        </w:trPr>
         <w:tc>
           <w:tcPr>
             <w:tcW w:type="dxa" w:w="1685"/>
@@ -3426,6 +3531,9 @@
         </w:tc>
       </w:tr>
       <w:tr>
+        <w:trPr>
+          <w:cantSplit/>
+        </w:trPr>
         <w:tc>
           <w:tcPr>
             <w:tcW w:type="dxa" w:w="1685"/>
@@ -3472,6 +3580,9 @@
         </w:tc>
       </w:tr>
       <w:tr>
+        <w:trPr>
+          <w:cantSplit/>
+        </w:trPr>
         <w:tc>
           <w:tcPr>
             <w:tcW w:type="dxa" w:w="1685"/>
@@ -3518,6 +3629,9 @@
         </w:tc>
       </w:tr>
       <w:tr>
+        <w:trPr>
+          <w:cantSplit/>
+        </w:trPr>
         <w:tc>
           <w:tcPr>
             <w:tcW w:type="dxa" w:w="1685"/>
@@ -3564,6 +3678,9 @@
         </w:tc>
       </w:tr>
       <w:tr>
+        <w:trPr>
+          <w:cantSplit/>
+        </w:trPr>
         <w:tc>
           <w:tcPr>
             <w:tcW w:type="dxa" w:w="1685"/>
@@ -3610,6 +3727,9 @@
         </w:tc>
       </w:tr>
       <w:tr>
+        <w:trPr>
+          <w:cantSplit/>
+        </w:trPr>
         <w:tc>
           <w:tcPr>
             <w:tcW w:type="dxa" w:w="1685"/>
@@ -3656,6 +3776,9 @@
         </w:tc>
       </w:tr>
       <w:tr>
+        <w:trPr>
+          <w:cantSplit/>
+        </w:trPr>
         <w:tc>
           <w:tcPr>
             <w:tcW w:type="dxa" w:w="1685"/>
@@ -3702,6 +3825,9 @@
         </w:tc>
       </w:tr>
       <w:tr>
+        <w:trPr>
+          <w:cantSplit/>
+        </w:trPr>
         <w:tc>
           <w:tcPr>
             <w:tcW w:type="dxa" w:w="1685"/>
@@ -3748,6 +3874,9 @@
         </w:tc>
       </w:tr>
       <w:tr>
+        <w:trPr>
+          <w:cantSplit/>
+        </w:trPr>
         <w:tc>
           <w:tcPr>
             <w:tcW w:type="dxa" w:w="1685"/>
@@ -3886,6 +4015,9 @@
         </w:tc>
       </w:tr>
       <w:tr>
+        <w:trPr>
+          <w:cantSplit/>
+        </w:trPr>
         <w:tc>
           <w:tcPr>
             <w:tcW w:type="dxa" w:w="1778"/>
@@ -3932,6 +4064,9 @@
         </w:tc>
       </w:tr>
       <w:tr>
+        <w:trPr>
+          <w:cantSplit/>
+        </w:trPr>
         <w:tc>
           <w:tcPr>
             <w:tcW w:type="dxa" w:w="1778"/>
@@ -3978,6 +4113,9 @@
         </w:tc>
       </w:tr>
       <w:tr>
+        <w:trPr>
+          <w:cantSplit/>
+        </w:trPr>
         <w:tc>
           <w:tcPr>
             <w:tcW w:type="dxa" w:w="1778"/>
@@ -4024,6 +4162,9 @@
         </w:tc>
       </w:tr>
       <w:tr>
+        <w:trPr>
+          <w:cantSplit/>
+        </w:trPr>
         <w:tc>
           <w:tcPr>
             <w:tcW w:type="dxa" w:w="1778"/>
@@ -4070,6 +4211,9 @@
         </w:tc>
       </w:tr>
       <w:tr>
+        <w:trPr>
+          <w:cantSplit/>
+        </w:trPr>
         <w:tc>
           <w:tcPr>
             <w:tcW w:type="dxa" w:w="1778"/>
@@ -4116,6 +4260,9 @@
         </w:tc>
       </w:tr>
       <w:tr>
+        <w:trPr>
+          <w:cantSplit/>
+        </w:trPr>
         <w:tc>
           <w:tcPr>
             <w:tcW w:type="dxa" w:w="1778"/>
@@ -4162,6 +4309,9 @@
         </w:tc>
       </w:tr>
       <w:tr>
+        <w:trPr>
+          <w:cantSplit/>
+        </w:trPr>
         <w:tc>
           <w:tcPr>
             <w:tcW w:type="dxa" w:w="1778"/>
@@ -4208,6 +4358,9 @@
         </w:tc>
       </w:tr>
       <w:tr>
+        <w:trPr>
+          <w:cantSplit/>
+        </w:trPr>
         <w:tc>
           <w:tcPr>
             <w:tcW w:type="dxa" w:w="1778"/>
@@ -4254,6 +4407,9 @@
         </w:tc>
       </w:tr>
       <w:tr>
+        <w:trPr>
+          <w:cantSplit/>
+        </w:trPr>
         <w:tc>
           <w:tcPr>
             <w:tcW w:type="dxa" w:w="1778"/>
@@ -4300,6 +4456,9 @@
         </w:tc>
       </w:tr>
       <w:tr>
+        <w:trPr>
+          <w:cantSplit/>
+        </w:trPr>
         <w:tc>
           <w:tcPr>
             <w:tcW w:type="dxa" w:w="1778"/>
@@ -4428,6 +4587,9 @@
         </w:tc>
       </w:tr>
       <w:tr>
+        <w:trPr>
+          <w:cantSplit/>
+        </w:trPr>
         <w:tc>
           <w:tcPr>
             <w:tcW w:type="dxa" w:w="4118"/>
@@ -4463,6 +4625,9 @@
         </w:tc>
       </w:tr>
       <w:tr>
+        <w:trPr>
+          <w:cantSplit/>
+        </w:trPr>
         <w:tc>
           <w:tcPr>
             <w:tcW w:type="dxa" w:w="4118"/>
@@ -4498,6 +4663,9 @@
         </w:tc>
       </w:tr>
       <w:tr>
+        <w:trPr>
+          <w:cantSplit/>
+        </w:trPr>
         <w:tc>
           <w:tcPr>
             <w:tcW w:type="dxa" w:w="4118"/>
@@ -4533,6 +4701,9 @@
         </w:tc>
       </w:tr>
       <w:tr>
+        <w:trPr>
+          <w:cantSplit/>
+        </w:trPr>
         <w:tc>
           <w:tcPr>
             <w:tcW w:type="dxa" w:w="4118"/>
@@ -4568,6 +4739,9 @@
         </w:tc>
       </w:tr>
       <w:tr>
+        <w:trPr>
+          <w:cantSplit/>
+        </w:trPr>
         <w:tc>
           <w:tcPr>
             <w:tcW w:type="dxa" w:w="4118"/>
@@ -4603,6 +4777,9 @@
         </w:tc>
       </w:tr>
       <w:tr>
+        <w:trPr>
+          <w:cantSplit/>
+        </w:trPr>
         <w:tc>
           <w:tcPr>
             <w:tcW w:type="dxa" w:w="4118"/>
@@ -4638,6 +4815,9 @@
         </w:tc>
       </w:tr>
       <w:tr>
+        <w:trPr>
+          <w:cantSplit/>
+        </w:trPr>
         <w:tc>
           <w:tcPr>
             <w:tcW w:type="dxa" w:w="4118"/>
@@ -4673,6 +4853,9 @@
         </w:tc>
       </w:tr>
       <w:tr>
+        <w:trPr>
+          <w:cantSplit/>
+        </w:trPr>
         <w:tc>
           <w:tcPr>
             <w:tcW w:type="dxa" w:w="4118"/>
